--- a/transfer/Motivatia_Text_de_prezentare_Grupa5104.docx
+++ b/transfer/Motivatia_Text_de_prezentare_Grupa5104.docx
@@ -218,7 +218,7 @@
           <w:sz w:val="24"/>
           <w:szCs w:val="24"/>
         </w:rPr>
-        <w:t xml:space="preserve">Textul nu trebuie învățat pe de rost. Citiți-l de două-trei ori și păstrați ideile; la prezentare vorbiți liber, cu slide-ul în față.</w:t>
+        <w:t xml:space="preserve">Textul nu trebuie învățat pe de rost. Citiți-l de două-trei ori și păstrați ideile. La prezentare vorbiți liber, cu slide-ul în față.</w:t>
       </w:r>
     </w:p>
     <w:p>
@@ -1215,7 +1215,7 @@
           <w:sz w:val="24"/>
           <w:szCs w:val="24"/>
         </w:rPr>
-        <w:t xml:space="preserve">Ansamblul factorilor interni care declanșează, orientează și mențin comportamentul</w:t>
+        <w:t xml:space="preserve">Tot ce ne pune în mișcare din interior, ne dă o direcție și ne ține pe drum</w:t>
       </w:r>
     </w:p>
     <w:p>
@@ -1303,79 +1303,79 @@
           <w:sz w:val="24"/>
           <w:szCs w:val="24"/>
         </w:rPr>
-        <w:t xml:space="preserve">Trebuințe: lipsa a ceva, resimțită ca tensiune (apă, mișcare, apartenență)</w:t>
-      </w:r>
-    </w:p>
-    <w:p>
-      <w:pPr>
-        <w:pStyle w:val="ListParagraph"/>
-        <w:numPr>
-          <w:ilvl w:val="0"/>
-          <w:numId w:val="2"/>
-        </w:numPr>
-        <w:spacing w:after="80"/>
-      </w:pPr>
-      <w:r>
-        <w:rPr>
-          <w:rFonts w:ascii="Calibri" w:cs="Calibri" w:eastAsia="Calibri" w:hAnsi="Calibri"/>
-          <w:sz w:val="24"/>
-          <w:szCs w:val="24"/>
-        </w:rPr>
-        <w:t xml:space="preserve">Motive: trebuința devenită conștientă, care împinge spre acțiune</w:t>
-      </w:r>
-    </w:p>
-    <w:p>
-      <w:pPr>
-        <w:pStyle w:val="ListParagraph"/>
-        <w:numPr>
-          <w:ilvl w:val="0"/>
-          <w:numId w:val="2"/>
-        </w:numPr>
-        <w:spacing w:after="80"/>
-      </w:pPr>
-      <w:r>
-        <w:rPr>
-          <w:rFonts w:ascii="Calibri" w:cs="Calibri" w:eastAsia="Calibri" w:hAnsi="Calibri"/>
-          <w:sz w:val="24"/>
-          <w:szCs w:val="24"/>
-        </w:rPr>
-        <w:t xml:space="preserve">Interese: orientări stabile spre un domeniu (sportul, muzica)</w:t>
-      </w:r>
-    </w:p>
-    <w:p>
-      <w:pPr>
-        <w:pStyle w:val="ListParagraph"/>
-        <w:numPr>
-          <w:ilvl w:val="0"/>
-          <w:numId w:val="2"/>
-        </w:numPr>
-        <w:spacing w:after="80"/>
-      </w:pPr>
-      <w:r>
-        <w:rPr>
-          <w:rFonts w:ascii="Calibri" w:cs="Calibri" w:eastAsia="Calibri" w:hAnsi="Calibri"/>
-          <w:sz w:val="24"/>
-          <w:szCs w:val="24"/>
-        </w:rPr>
-        <w:t xml:space="preserve">Convingeri: idei cu încărcătură afectivă, pe care le apărăm</w:t>
-      </w:r>
-    </w:p>
-    <w:p>
-      <w:pPr>
-        <w:pStyle w:val="ListParagraph"/>
-        <w:numPr>
-          <w:ilvl w:val="0"/>
-          <w:numId w:val="2"/>
-        </w:numPr>
-        <w:spacing w:after="80"/>
-      </w:pPr>
-      <w:r>
-        <w:rPr>
-          <w:rFonts w:ascii="Calibri" w:cs="Calibri" w:eastAsia="Calibri" w:hAnsi="Calibri"/>
-          <w:sz w:val="24"/>
-          <w:szCs w:val="24"/>
-        </w:rPr>
-        <w:t xml:space="preserve">Idealuri și aspirații: modelul de viață spre care tindem</w:t>
+        <w:t xml:space="preserve">Trebuințe: îți lipsește ceva și simți asta (apă, mișcare, un grup)</w:t>
+      </w:r>
+    </w:p>
+    <w:p>
+      <w:pPr>
+        <w:pStyle w:val="ListParagraph"/>
+        <w:numPr>
+          <w:ilvl w:val="0"/>
+          <w:numId w:val="2"/>
+        </w:numPr>
+        <w:spacing w:after="80"/>
+      </w:pPr>
+      <w:r>
+        <w:rPr>
+          <w:rFonts w:ascii="Calibri" w:cs="Calibri" w:eastAsia="Calibri" w:hAnsi="Calibri"/>
+          <w:sz w:val="24"/>
+          <w:szCs w:val="24"/>
+        </w:rPr>
+        <w:t xml:space="preserve">Motive: știi ce îți lipsește și asta te împinge să faci ceva</w:t>
+      </w:r>
+    </w:p>
+    <w:p>
+      <w:pPr>
+        <w:pStyle w:val="ListParagraph"/>
+        <w:numPr>
+          <w:ilvl w:val="0"/>
+          <w:numId w:val="2"/>
+        </w:numPr>
+        <w:spacing w:after="80"/>
+      </w:pPr>
+      <w:r>
+        <w:rPr>
+          <w:rFonts w:ascii="Calibri" w:cs="Calibri" w:eastAsia="Calibri" w:hAnsi="Calibri"/>
+          <w:sz w:val="24"/>
+          <w:szCs w:val="24"/>
+        </w:rPr>
+        <w:t xml:space="preserve">Interese: spre ce te tragi mereu (sportul, muzica)</w:t>
+      </w:r>
+    </w:p>
+    <w:p>
+      <w:pPr>
+        <w:pStyle w:val="ListParagraph"/>
+        <w:numPr>
+          <w:ilvl w:val="0"/>
+          <w:numId w:val="2"/>
+        </w:numPr>
+        <w:spacing w:after="80"/>
+      </w:pPr>
+      <w:r>
+        <w:rPr>
+          <w:rFonts w:ascii="Calibri" w:cs="Calibri" w:eastAsia="Calibri" w:hAnsi="Calibri"/>
+          <w:sz w:val="24"/>
+          <w:szCs w:val="24"/>
+        </w:rPr>
+        <w:t xml:space="preserve">Convingeri: idei la care ții și pe care le aperi</w:t>
+      </w:r>
+    </w:p>
+    <w:p>
+      <w:pPr>
+        <w:pStyle w:val="ListParagraph"/>
+        <w:numPr>
+          <w:ilvl w:val="0"/>
+          <w:numId w:val="2"/>
+        </w:numPr>
+        <w:spacing w:after="80"/>
+      </w:pPr>
+      <w:r>
+        <w:rPr>
+          <w:rFonts w:ascii="Calibri" w:cs="Calibri" w:eastAsia="Calibri" w:hAnsi="Calibri"/>
+          <w:sz w:val="24"/>
+          <w:szCs w:val="24"/>
+        </w:rPr>
+        <w:t xml:space="preserve">Idealuri: cum ai vrea să fii și ce ai vrea să ajungi</w:t>
       </w:r>
     </w:p>
     <w:p>
@@ -1409,7 +1409,7 @@
           <w:sz w:val="24"/>
           <w:szCs w:val="24"/>
         </w:rPr>
-        <w:t xml:space="preserve">Activare: scoate organismul din starea de repaus</w:t>
+        <w:t xml:space="preserve">Activare: te scoate din stat, îți dă energie</w:t>
       </w:r>
     </w:p>
     <w:p>
@@ -1445,25 +1445,25 @@
           <w:sz w:val="24"/>
           <w:szCs w:val="24"/>
         </w:rPr>
-        <w:t xml:space="preserve">Susținere: menține efortul în timp, în ciuda obstacolelor</w:t>
-      </w:r>
-    </w:p>
-    <w:p>
-      <w:pPr>
-        <w:pStyle w:val="ListParagraph"/>
-        <w:numPr>
-          <w:ilvl w:val="0"/>
-          <w:numId w:val="2"/>
-        </w:numPr>
-        <w:spacing w:after="80"/>
-      </w:pPr>
-      <w:r>
-        <w:rPr>
-          <w:rFonts w:ascii="Calibri" w:cs="Calibri" w:eastAsia="Calibri" w:hAnsi="Calibri"/>
-          <w:sz w:val="24"/>
-          <w:szCs w:val="24"/>
-        </w:rPr>
-        <w:t xml:space="preserve">Reglare: ajustează intensitatea efortului după situație</w:t>
+        <w:t xml:space="preserve">Susținere: ține efortul în timp, chiar cu piedici</w:t>
+      </w:r>
+    </w:p>
+    <w:p>
+      <w:pPr>
+        <w:pStyle w:val="ListParagraph"/>
+        <w:numPr>
+          <w:ilvl w:val="0"/>
+          <w:numId w:val="2"/>
+        </w:numPr>
+        <w:spacing w:after="80"/>
+      </w:pPr>
+      <w:r>
+        <w:rPr>
+          <w:rFonts w:ascii="Calibri" w:cs="Calibri" w:eastAsia="Calibri" w:hAnsi="Calibri"/>
+          <w:sz w:val="24"/>
+          <w:szCs w:val="24"/>
+        </w:rPr>
+        <w:t xml:space="preserve">Reglare: potrivește efortul după situație</w:t>
       </w:r>
     </w:p>
     <w:p>
@@ -1497,25 +1497,25 @@
           <w:sz w:val="24"/>
           <w:szCs w:val="24"/>
         </w:rPr>
-        <w:t xml:space="preserve">Intrinsecă: activitatea e răsplata în sine (plăcerea jocului, curiozitatea)</w:t>
-      </w:r>
-    </w:p>
-    <w:p>
-      <w:pPr>
-        <w:pStyle w:val="ListParagraph"/>
-        <w:numPr>
-          <w:ilvl w:val="0"/>
-          <w:numId w:val="2"/>
-        </w:numPr>
-        <w:spacing w:after="80"/>
-      </w:pPr>
-      <w:r>
-        <w:rPr>
-          <w:rFonts w:ascii="Calibri" w:cs="Calibri" w:eastAsia="Calibri" w:hAnsi="Calibri"/>
-          <w:sz w:val="24"/>
-          <w:szCs w:val="24"/>
-        </w:rPr>
-        <w:t xml:space="preserve">Extrinsecă: scopul e în afara activității (nota, lauda, medalia, evitarea pedepsei)</w:t>
+        <w:t xml:space="preserve">Intrinsecă (din interior): îți place lucrul în sine (jocul, curiozitatea)</w:t>
+      </w:r>
+    </w:p>
+    <w:p>
+      <w:pPr>
+        <w:pStyle w:val="ListParagraph"/>
+        <w:numPr>
+          <w:ilvl w:val="0"/>
+          <w:numId w:val="2"/>
+        </w:numPr>
+        <w:spacing w:after="80"/>
+      </w:pPr>
+      <w:r>
+        <w:rPr>
+          <w:rFonts w:ascii="Calibri" w:cs="Calibri" w:eastAsia="Calibri" w:hAnsi="Calibri"/>
+          <w:sz w:val="24"/>
+          <w:szCs w:val="24"/>
+        </w:rPr>
+        <w:t xml:space="preserve">Extrinsecă (din exterior): o faci pentru ceva din afară (nota, lauda, medalia, să scapi de pedeapsă)</w:t>
       </w:r>
     </w:p>
     <w:p>
@@ -1551,7 +1551,7 @@
           <w:sz w:val="24"/>
           <w:szCs w:val="24"/>
         </w:rPr>
-        <w:t xml:space="preserve">Intrinseca dă rezultate mai durabile; extrinseca pornește motorul când lipsește cea intrinsecă</w:t>
+        <w:t xml:space="preserve">Cea din interior ține mai mult, cea din exterior pornește motorul când lipsește prima</w:t>
       </w:r>
     </w:p>
     <w:p>
@@ -1603,43 +1603,43 @@
           <w:sz w:val="24"/>
           <w:szCs w:val="24"/>
         </w:rPr>
-        <w:t xml:space="preserve">Submotivare: plictiseală, efort mic, rezultate slabe</w:t>
-      </w:r>
-    </w:p>
-    <w:p>
-      <w:pPr>
-        <w:pStyle w:val="ListParagraph"/>
-        <w:numPr>
-          <w:ilvl w:val="0"/>
-          <w:numId w:val="2"/>
-        </w:numPr>
-        <w:spacing w:after="80"/>
-      </w:pPr>
-      <w:r>
-        <w:rPr>
-          <w:rFonts w:ascii="Calibri" w:cs="Calibri" w:eastAsia="Calibri" w:hAnsi="Calibri"/>
-          <w:sz w:val="24"/>
-          <w:szCs w:val="24"/>
-        </w:rPr>
-        <w:t xml:space="preserve">Supramotivare: anxietate, crispare, greșeli (sportivul care „îngheață” la concurs)</w:t>
-      </w:r>
-    </w:p>
-    <w:p>
-      <w:pPr>
-        <w:pStyle w:val="ListParagraph"/>
-        <w:numPr>
-          <w:ilvl w:val="0"/>
-          <w:numId w:val="2"/>
-        </w:numPr>
-        <w:spacing w:after="80"/>
-      </w:pPr>
-      <w:r>
-        <w:rPr>
-          <w:rFonts w:ascii="Calibri" w:cs="Calibri" w:eastAsia="Calibri" w:hAnsi="Calibri"/>
-          <w:sz w:val="24"/>
-          <w:szCs w:val="24"/>
-        </w:rPr>
-        <w:t xml:space="preserve">Sarcini simple suportă motivație mare; sarcinile complexe cer motivație moderată</w:t>
+        <w:t xml:space="preserve">Prea puțină motivație: plictiseală, efort mic, rezultate slabe</w:t>
+      </w:r>
+    </w:p>
+    <w:p>
+      <w:pPr>
+        <w:pStyle w:val="ListParagraph"/>
+        <w:numPr>
+          <w:ilvl w:val="0"/>
+          <w:numId w:val="2"/>
+        </w:numPr>
+        <w:spacing w:after="80"/>
+      </w:pPr>
+      <w:r>
+        <w:rPr>
+          <w:rFonts w:ascii="Calibri" w:cs="Calibri" w:eastAsia="Calibri" w:hAnsi="Calibri"/>
+          <w:sz w:val="24"/>
+          <w:szCs w:val="24"/>
+        </w:rPr>
+        <w:t xml:space="preserve">Prea multă motivație: emoții, crispare, greșeli (sportivul care „îngheață” la concurs)</w:t>
+      </w:r>
+    </w:p>
+    <w:p>
+      <w:pPr>
+        <w:pStyle w:val="ListParagraph"/>
+        <w:numPr>
+          <w:ilvl w:val="0"/>
+          <w:numId w:val="2"/>
+        </w:numPr>
+        <w:spacing w:after="80"/>
+      </w:pPr>
+      <w:r>
+        <w:rPr>
+          <w:rFonts w:ascii="Calibri" w:cs="Calibri" w:eastAsia="Calibri" w:hAnsi="Calibri"/>
+          <w:sz w:val="24"/>
+          <w:szCs w:val="24"/>
+        </w:rPr>
+        <w:t xml:space="preserve">La sarcini simple merge motivație mare, la cele complicate e nevoie de una potrivită</w:t>
       </w:r>
     </w:p>
     <w:p>
@@ -1669,7 +1669,7 @@
           <w:sz w:val="24"/>
           <w:szCs w:val="24"/>
         </w:rPr>
-        <w:t xml:space="preserve">Bună ziua. Proiectul nostru tratează motivația și rolul ei în activitatea umană, cu accent pe ce înseamnă ea în educație și în educația fizică. Eu voi deschide cu partea de bază: ce este motivația, din ce este formată și cum funcționează. Colegii mei vor continua cu teoriile care o explică, cu rolul ei în activitatea instructiv-educativă și cu tehnicile concrete pe care un profesor le poate folosi la clasă sau în sala de sport. La final vom face împreună o activitate practică.</w:t>
+        <w:t xml:space="preserve">Bună ziua. Proiectul nostru e despre motivație: ce este, de ce avem nevoie de ea și cum o folosește un profesor, mai ales la educație fizică. Eu încep cu partea de bază: ce este motivația, din ce e făcută și cum merge. Colegii mei continuă cu teoriile care o explică, cu rolul ei la ore și cu ce poate face concret un profesor la clasă sau în sala de sport. La final vom face împreună o activitate practică.</w:t>
       </w:r>
     </w:p>
     <w:p>
@@ -1682,7 +1682,7 @@
           <w:sz w:val="24"/>
           <w:szCs w:val="24"/>
         </w:rPr>
-        <w:t xml:space="preserve">Să pornim de la o situație simplă. Doi elevi din aceeași clasă, cu aceeași constituție fizică, primesc aceeași sarcină: să alerge 800 de metri. Unul termină, celălalt se oprește după două ture. Diferența nu este de capacitate. Diferența este de motivație. Asta ne arată de la început de ce subiectul contează: motivația este ceea ce transformă o capacitate în rezultat. Fără ea, orice talent rămâne nefolosit.</w:t>
+        <w:t xml:space="preserve">Să pornim de la o situație simplă. Doi elevi din aceeași clasă, cam la fel de bine făcuți, primesc aceeași sarcină: să alerge 800 de metri. Unul termină, celălalt se oprește după două ture. Diferența nu e că unul poate și celălalt nu. Diferența e de motivație. Și de asta contează subiectul: motivația e cea care face dintr-un lucru pe care îl poți un lucru pe care chiar îl faci. Fără ea, orice talent rămâne nefolosit.</w:t>
       </w:r>
     </w:p>
     <w:p>
@@ -1695,7 +1695,7 @@
           <w:sz w:val="24"/>
           <w:szCs w:val="24"/>
         </w:rPr>
-        <w:t xml:space="preserve">Definiția cu care lucrăm este următoarea: motivația este ansamblul factorilor interni care declanșează, orientează și mențin comportamentul. Trei verbe aici. Motivația ne pune în mișcare, ne arată încotro și ne ține acolo când vine greul. Ea răspunde la întrebarea „de ce” facem ceva, nu la „cum” facem. Un lucru important: motivația nu se vede direct. Nu-i poți lua cuiva motivația ca pe tensiune, cu un aparat. O deducem din ce face: cât efort depune, cât timp rezistă și ce alege când are de ales.</w:t>
+        <w:t xml:space="preserve">Definiția cu care lucrăm e asta: motivația e tot ce ne pune în mișcare din interior, ne dă o direcție și ne ține pe drum. Trei lucruri, deci: ne pornește, ne arată încotro și ne ține acolo când vine greul. Motivația răspunde la întrebarea „de ce” facem ceva, nu la „cum” facem. Un lucru important: motivația nu se vede direct. Nu-i poți lua cuiva motivația ca pe tensiune, cu un aparat. O deducem din ce face: cât efort depune, cât timp rezistă și ce alege când are de ales.</w:t>
       </w:r>
     </w:p>
     <w:p>
@@ -1708,7 +1708,7 @@
           <w:sz w:val="24"/>
           <w:szCs w:val="24"/>
         </w:rPr>
-        <w:t xml:space="preserve">Al doilea punct este structura motivațională a personalității. În psihologia românească, la Cosmovici sau Zlate, motivația este descrisă ca un sistem cu mai multe niveluri. La bază stau trebuințele: lipsa a ceva, resimțită ca o tensiune. Trebuința de apă, de hrană, de mișcare, dar și trebuința de apartenență la un grup sau de apreciere. Când o trebuință devine conștientă și se leagă de un obiect anume, se transformă în motiv. Motivul este cel care împinge efectiv spre acțiune. Mai sus sunt interesele, orientări stabile și selective spre un domeniu: cineva are interes pentru sport, altcineva pentru muzică. Interesele se formează în timp și dau constanță. Apoi convingerile, idei puternice, cu încărcătură afectivă, pe care le apărăm: de exemplu convingerea că munca se răsplătește. Și în vârf, idealurile și aspirațiile: modelul de om și de viață spre care tindem. Un copil care vrea „să ajungă ca antrenorul lui” are un ideal care îi organizează toată activitatea.</w:t>
+        <w:t xml:space="preserve">Al doilea punct e structura motivațională a personalității. Sună greu, dar înseamnă doar că motivația nu e un singur lucru, ci mai multe, așezate pe niveluri, de la cele simple la cele mari. Așa o descriu Cosmovici și Zlate. La bază stau trebuințele: îți lipsește ceva și simți asta. Trebuința de apă, de hrană, de mișcare, dar și trebuința de apartenență la un grup sau de apreciere. Când îți dai seama ce îți lipsește și te gândești la un lucru anume care ți-ar rezolva lipsa, trebuința devine motiv. Motivul e cel care te împinge efectiv să faci ceva. Mai sus sunt interesele: lucrurile spre care te tragi mereu, unul spre sport, altul spre muzică. Se formează în timp și te țin constant. Apoi convingerile, idei la care ții și pe care le aperi: de exemplu convingerea că munca se răsplătește. Și în vârf, idealurile: cum ai vrea să fii și ce ai vrea să ajungi. Un copil care vrea „să ajungă ca antrenorul lui” are un ideal care îi pune în ordine tot ce face.</w:t>
       </w:r>
     </w:p>
     <w:p>
@@ -1721,7 +1721,7 @@
           <w:sz w:val="24"/>
           <w:szCs w:val="24"/>
         </w:rPr>
-        <w:t xml:space="preserve">De ce contează structura asta pentru un profesor? Pentru că fiecare elev are propria configurație. La unul domină trebuința de afirmare, la altul trebuința de siguranță, la altul interesul pur pentru joc. Același stimul, de exemplu o competiție, îl activează pe primul și îl blochează pe al doilea. Un profesor bun învață să citească structura motivațională a fiecărui elev.</w:t>
+        <w:t xml:space="preserve">De ce contează asta pentru un profesor? Pentru că fiecare elev e aranjat altfel. Unul vrea să se afirme, altul vrea să se simtă în siguranță, altuia îi place pur și simplu jocul. Același lucru, de exemplu o întrecere, pe primul îl pornește și pe al doilea îl blochează. Un profesor bun învață să citească ce îl mișcă pe fiecare elev.</w:t>
       </w:r>
     </w:p>
     <w:p>
@@ -1734,7 +1734,7 @@
           <w:sz w:val="24"/>
           <w:szCs w:val="24"/>
         </w:rPr>
-        <w:t xml:space="preserve">Motivația îndeplinește patru funcții. Prima este activarea: ne scoate din starea de repaus, ne dă energie. A doua este orientarea: alege o direcție, un scop. A treia este susținerea: menține efortul în timp, chiar când apar obstacole. A patra este reglarea: ajustează intensitatea efortului după situație. Când un sportiv dozează efortul într-o cursă lungă, aici lucrează funcția de reglare.</w:t>
+        <w:t xml:space="preserve">Motivația face patru lucruri. Unu, activarea: ne scoate din stat și ne dă energie. Doi, orientarea: alege o direcție, un scop. Trei, susținerea: ține efortul în timp, chiar când apar piedici. Patru, reglarea: potrivește efortul după situație. Când un sportiv își dozează puterile într-o cursă lungă, asta e reglarea.</w:t>
       </w:r>
     </w:p>
     <w:p>
@@ -1747,7 +1747,7 @@
           <w:sz w:val="24"/>
           <w:szCs w:val="24"/>
         </w:rPr>
-        <w:t xml:space="preserve">Următoarea distincție este cea mai folosită în practică: motivația intrinsecă și cea extrinsecă. Motivația intrinsecă este atunci când activitatea este răsplata în sine. Copilul care joacă fotbal pentru că îi place jocul, nu pentru că îl vede cineva. Motivația extrinsecă este atunci când scopul stă în afara activității: nota, lauda profesorului, medalia, sau evitarea unei pedepse. Important: cele două nu sunt opuse și de obicei coexistă. Un sportiv de performanță iubește sportul lui, dar vrea și premiul. Cercetările, mai ales cele ale lui Deci și Ryan, despre care va vorbi colegul meu, arată că motivația intrinsecă dă rezultate mai durabile și o stare de bine mai mare. Asta nu înseamnă că motivația extrinsecă e ceva rău. La elevii care n-au încă o pasiune, de multe ori de aici se pornește. Rolul profesorului este să pornească de la extrinsec și să construiască treptat intrinsecul.</w:t>
+        <w:t xml:space="preserve">Următoarea împărțire e cea mai folosită în practică: motivația intrinsecă și cea extrinsecă, adică din interior și din exterior. Intrinsecă înseamnă că faci lucrul pentru că îți place lucrul în sine. Copilul care joacă fotbal pentru că îi place jocul, nu pentru că îl vede cineva. Extrinsecă înseamnă că faci lucrul pentru ceva din afară: nota, lauda profesorului, medalia, sau ca să scapi de o pedeapsă. Important: cele două nu se bat cap în cap, de obicei stau împreună. Un sportiv de performanță iubește sportul lui, dar vrea și premiul. Studiile, mai ales ale lui Deci și Ryan, despre care o să vorbească colegul meu, arată că motivația din interior ține mai mult și te face să te simți mai bine. Asta nu înseamnă că motivația extrinsecă e ceva rău. La elevii care n-au încă o pasiune, de multe ori de aici se pornește. Rolul profesorului e să pornească de la ce vine din afară și să construiască încet-încet plăcerea pentru lucrul în sine.</w:t>
       </w:r>
     </w:p>
     <w:p>
@@ -1760,7 +1760,7 @@
           <w:sz w:val="24"/>
           <w:szCs w:val="24"/>
         </w:rPr>
-        <w:t xml:space="preserve">Închei cu legea optimului motivațional, formulată de Yerkes și Dodson încă din 1908. Ideea este că performanța crește odată cu motivația, dar numai până la un punct. Dacă desenăm relația, obținem o curbă în formă de U întors. În partea stângă avem submotivarea: elevul e plictisit, depune efort mic, rezultatele sunt slabe. În mijloc avem zona optimă. În partea dreaptă avem supramotivarea: prea multă presiune duce la anxietate, crispare și greșeli. Este sportivul care s-a antrenat perfect și „îngheață” exact la concurs. Legea mai spune ceva util: sarcinile simple suportă o motivație mare, în timp ce sarcinile complexe, care cer coordonare și gândire, au nevoie de o motivație moderată. Pentru un profesor de educație fizică asta înseamnă că nu trebuie mereu să încingă atmosfera. Înainte de un concurs, de multe ori e mai de folos să o calmeze.</w:t>
+        <w:t xml:space="preserve">Închei cu legea optimului motivațional, a lui Yerkes și Dodson, din 1908. Ideea e că rezultatele cresc odată cu motivația, dar numai până la un punct. Dacă desenăm, iese o curbă ca un deal. În stânga e prea puțină motivație: elevul e plictisit, nu se străduiește, rezultatele sunt slabe. În mijloc e zona bună. În dreapta e prea multă: presiunea mare aduce emoții, crispare și greșeli. Este sportivul care s-a antrenat perfect și „îngheață” exact la concurs. Legea mai spune ceva de folos: la sarcini simple merge o motivație mare, dar la cele complicate, care cer coordonare și cap limpede, e nevoie de o motivație potrivită, nu la maximum. Pentru un profesor de educație fizică asta înseamnă că nu trebuie mereu să încingă atmosfera. Înainte de un concurs, de multe ori e mai de folos să o calmeze.</w:t>
       </w:r>
     </w:p>
     <w:p>
@@ -1773,7 +1773,7 @@
           <w:sz w:val="24"/>
           <w:szCs w:val="24"/>
         </w:rPr>
-        <w:t xml:space="preserve">Cam astea sunt bazele. Pe ele se sprijină tot ce urmează. Îi dau cuvântul colegului meu, care va prezenta principalele perspective teoretice asupra motivației.</w:t>
+        <w:t xml:space="preserve">Cam astea sunt bazele. Pe ele se sprijină tot ce urmează. Îi dau cuvântul colegului meu, care o să prezinte cum explică psihologii motivația.</w:t>
       </w:r>
     </w:p>
     <w:p>
@@ -1880,7 +1880,7 @@
           <w:sz w:val="24"/>
           <w:szCs w:val="24"/>
         </w:rPr>
-        <w:t xml:space="preserve">Motivația = istoricul întăririlor primite</w:t>
+        <w:t xml:space="preserve">Motivația = tot ce ai primit până acum, recompense și pedepse</w:t>
       </w:r>
     </w:p>
     <w:p>
@@ -1950,25 +1950,25 @@
           <w:sz w:val="24"/>
           <w:szCs w:val="24"/>
         </w:rPr>
-        <w:t xml:space="preserve">Trebuințele sunt ierarhizate: fiziologice, siguranță, apartenență, stimă, autorealizare</w:t>
-      </w:r>
-    </w:p>
-    <w:p>
-      <w:pPr>
-        <w:pStyle w:val="ListParagraph"/>
-        <w:numPr>
-          <w:ilvl w:val="0"/>
-          <w:numId w:val="2"/>
-        </w:numPr>
-        <w:spacing w:after="80"/>
-      </w:pPr>
-      <w:r>
-        <w:rPr>
-          <w:rFonts w:ascii="Calibri" w:cs="Calibri" w:eastAsia="Calibri" w:hAnsi="Calibri"/>
-          <w:sz w:val="24"/>
-          <w:szCs w:val="24"/>
-        </w:rPr>
-        <w:t xml:space="preserve">O trebuință superioară apare după satisfacerea celor de bază</w:t>
+        <w:t xml:space="preserve">Nevoile sunt pe trepte: fiziologice, siguranță, apartenență, stimă, autorealizare</w:t>
+      </w:r>
+    </w:p>
+    <w:p>
+      <w:pPr>
+        <w:pStyle w:val="ListParagraph"/>
+        <w:numPr>
+          <w:ilvl w:val="0"/>
+          <w:numId w:val="2"/>
+        </w:numPr>
+        <w:spacing w:after="80"/>
+      </w:pPr>
+      <w:r>
+        <w:rPr>
+          <w:rFonts w:ascii="Calibri" w:cs="Calibri" w:eastAsia="Calibri" w:hAnsi="Calibri"/>
+          <w:sz w:val="24"/>
+          <w:szCs w:val="24"/>
+        </w:rPr>
+        <w:t xml:space="preserve">Treapta de sus apare abia după ce cele de jos sunt rezolvate</w:t>
       </w:r>
     </w:p>
     <w:p>
@@ -2038,61 +2038,61 @@
           <w:sz w:val="24"/>
           <w:szCs w:val="24"/>
         </w:rPr>
-        <w:t xml:space="preserve">Atkinson: motivația de realizare = nevoia de succes vs. teama de eșec</w:t>
-      </w:r>
-    </w:p>
-    <w:p>
-      <w:pPr>
-        <w:pStyle w:val="ListParagraph"/>
-        <w:numPr>
-          <w:ilvl w:val="0"/>
-          <w:numId w:val="2"/>
-        </w:numPr>
-        <w:spacing w:after="80"/>
-      </w:pPr>
-      <w:r>
-        <w:rPr>
-          <w:rFonts w:ascii="Calibri" w:cs="Calibri" w:eastAsia="Calibri" w:hAnsi="Calibri"/>
-          <w:sz w:val="24"/>
-          <w:szCs w:val="24"/>
-        </w:rPr>
-        <w:t xml:space="preserve">Weiner (teoria atribuirii): contează cui atribuim reușita sau eșecul</w:t>
-      </w:r>
-    </w:p>
-    <w:p>
-      <w:pPr>
-        <w:pStyle w:val="ListParagraph"/>
-        <w:numPr>
-          <w:ilvl w:val="0"/>
-          <w:numId w:val="2"/>
-        </w:numPr>
-        <w:spacing w:after="80"/>
-      </w:pPr>
-      <w:r>
-        <w:rPr>
-          <w:rFonts w:ascii="Calibri" w:cs="Calibri" w:eastAsia="Calibri" w:hAnsi="Calibri"/>
-          <w:sz w:val="24"/>
-          <w:szCs w:val="24"/>
-        </w:rPr>
-        <w:t xml:space="preserve">Atribuire internă și controlabilă (efortul) susține motivația</w:t>
-      </w:r>
-    </w:p>
-    <w:p>
-      <w:pPr>
-        <w:pStyle w:val="ListParagraph"/>
-        <w:numPr>
-          <w:ilvl w:val="0"/>
-          <w:numId w:val="2"/>
-        </w:numPr>
-        <w:spacing w:after="80"/>
-      </w:pPr>
-      <w:r>
-        <w:rPr>
-          <w:rFonts w:ascii="Calibri" w:cs="Calibri" w:eastAsia="Calibri" w:hAnsi="Calibri"/>
-          <w:sz w:val="24"/>
-          <w:szCs w:val="24"/>
-        </w:rPr>
-        <w:t xml:space="preserve">Atribuire externă sau stabilă („n-am talent”, „arbitrul”) o distruge</w:t>
+        <w:t xml:space="preserve">Atkinson: în noi se bat dorința de a reuși și frica de a greși</w:t>
+      </w:r>
+    </w:p>
+    <w:p>
+      <w:pPr>
+        <w:pStyle w:val="ListParagraph"/>
+        <w:numPr>
+          <w:ilvl w:val="0"/>
+          <w:numId w:val="2"/>
+        </w:numPr>
+        <w:spacing w:after="80"/>
+      </w:pPr>
+      <w:r>
+        <w:rPr>
+          <w:rFonts w:ascii="Calibri" w:cs="Calibri" w:eastAsia="Calibri" w:hAnsi="Calibri"/>
+          <w:sz w:val="24"/>
+          <w:szCs w:val="24"/>
+        </w:rPr>
+        <w:t xml:space="preserve">Weiner (teoria atribuirii): contează pe cine dai vina</w:t>
+      </w:r>
+    </w:p>
+    <w:p>
+      <w:pPr>
+        <w:pStyle w:val="ListParagraph"/>
+        <w:numPr>
+          <w:ilvl w:val="0"/>
+          <w:numId w:val="2"/>
+        </w:numPr>
+        <w:spacing w:after="80"/>
+      </w:pPr>
+      <w:r>
+        <w:rPr>
+          <w:rFonts w:ascii="Calibri" w:cs="Calibri" w:eastAsia="Calibri" w:hAnsi="Calibri"/>
+          <w:sz w:val="24"/>
+          <w:szCs w:val="24"/>
+        </w:rPr>
+        <w:t xml:space="preserve">„Nu m-am antrenat destul” (depinde de mine) ține motivația</w:t>
+      </w:r>
+    </w:p>
+    <w:p>
+      <w:pPr>
+        <w:pStyle w:val="ListParagraph"/>
+        <w:numPr>
+          <w:ilvl w:val="0"/>
+          <w:numId w:val="2"/>
+        </w:numPr>
+        <w:spacing w:after="80"/>
+      </w:pPr>
+      <w:r>
+        <w:rPr>
+          <w:rFonts w:ascii="Calibri" w:cs="Calibri" w:eastAsia="Calibri" w:hAnsi="Calibri"/>
+          <w:sz w:val="24"/>
+          <w:szCs w:val="24"/>
+        </w:rPr>
+        <w:t xml:space="preserve">„N-am talent”, „arbitrul” (nu depinde de mine) o omoară</w:t>
       </w:r>
     </w:p>
     <w:p>
@@ -2126,61 +2126,61 @@
           <w:sz w:val="24"/>
           <w:szCs w:val="24"/>
         </w:rPr>
-        <w:t xml:space="preserve">Trei nevoi psihologice de bază: autonomie, competență, relaționare</w:t>
-      </w:r>
-    </w:p>
-    <w:p>
-      <w:pPr>
-        <w:pStyle w:val="ListParagraph"/>
-        <w:numPr>
-          <w:ilvl w:val="0"/>
-          <w:numId w:val="2"/>
-        </w:numPr>
-        <w:spacing w:after="80"/>
-      </w:pPr>
-      <w:r>
-        <w:rPr>
-          <w:rFonts w:ascii="Calibri" w:cs="Calibri" w:eastAsia="Calibri" w:hAnsi="Calibri"/>
-          <w:sz w:val="24"/>
-          <w:szCs w:val="24"/>
-        </w:rPr>
-        <w:t xml:space="preserve">Când sunt satisfăcute, motivația devine intrinsecă și durabilă</w:t>
-      </w:r>
-    </w:p>
-    <w:p>
-      <w:pPr>
-        <w:pStyle w:val="ListParagraph"/>
-        <w:numPr>
-          <w:ilvl w:val="0"/>
-          <w:numId w:val="2"/>
-        </w:numPr>
-        <w:spacing w:after="80"/>
-      </w:pPr>
-      <w:r>
-        <w:rPr>
-          <w:rFonts w:ascii="Calibri" w:cs="Calibri" w:eastAsia="Calibri" w:hAnsi="Calibri"/>
-          <w:sz w:val="24"/>
-          <w:szCs w:val="24"/>
-        </w:rPr>
-        <w:t xml:space="preserve">Când sunt frustrate, apare amotivarea</w:t>
-      </w:r>
-    </w:p>
-    <w:p>
-      <w:pPr>
-        <w:pStyle w:val="ListParagraph"/>
-        <w:numPr>
-          <w:ilvl w:val="0"/>
-          <w:numId w:val="2"/>
-        </w:numPr>
-        <w:spacing w:after="80"/>
-      </w:pPr>
-      <w:r>
-        <w:rPr>
-          <w:rFonts w:ascii="Calibri" w:cs="Calibri" w:eastAsia="Calibri" w:hAnsi="Calibri"/>
-          <w:sz w:val="24"/>
-          <w:szCs w:val="24"/>
-        </w:rPr>
-        <w:t xml:space="preserve">Continuum: amotivare → extrinsec → intrinsec</w:t>
+        <w:t xml:space="preserve">Trei nevoi de bază: autonomie (să aleg), competență (să mă descurc), relaționare (să fiu acceptat)</w:t>
+      </w:r>
+    </w:p>
+    <w:p>
+      <w:pPr>
+        <w:pStyle w:val="ListParagraph"/>
+        <w:numPr>
+          <w:ilvl w:val="0"/>
+          <w:numId w:val="2"/>
+        </w:numPr>
+        <w:spacing w:after="80"/>
+      </w:pPr>
+      <w:r>
+        <w:rPr>
+          <w:rFonts w:ascii="Calibri" w:cs="Calibri" w:eastAsia="Calibri" w:hAnsi="Calibri"/>
+          <w:sz w:val="24"/>
+          <w:szCs w:val="24"/>
+        </w:rPr>
+        <w:t xml:space="preserve">Când sunt împlinite, motivația vine din interior și ține</w:t>
+      </w:r>
+    </w:p>
+    <w:p>
+      <w:pPr>
+        <w:pStyle w:val="ListParagraph"/>
+        <w:numPr>
+          <w:ilvl w:val="0"/>
+          <w:numId w:val="2"/>
+        </w:numPr>
+        <w:spacing w:after="80"/>
+      </w:pPr>
+      <w:r>
+        <w:rPr>
+          <w:rFonts w:ascii="Calibri" w:cs="Calibri" w:eastAsia="Calibri" w:hAnsi="Calibri"/>
+          <w:sz w:val="24"/>
+          <w:szCs w:val="24"/>
+        </w:rPr>
+        <w:t xml:space="preserve">Când nu sunt împlinite, elevul nu mai vede rostul (amotivare)</w:t>
+      </w:r>
+    </w:p>
+    <w:p>
+      <w:pPr>
+        <w:pStyle w:val="ListParagraph"/>
+        <w:numPr>
+          <w:ilvl w:val="0"/>
+          <w:numId w:val="2"/>
+        </w:numPr>
+        <w:spacing w:after="80"/>
+      </w:pPr>
+      <w:r>
+        <w:rPr>
+          <w:rFonts w:ascii="Calibri" w:cs="Calibri" w:eastAsia="Calibri" w:hAnsi="Calibri"/>
+          <w:sz w:val="24"/>
+          <w:szCs w:val="24"/>
+        </w:rPr>
+        <w:t xml:space="preserve">O scară: fără motivație → din exterior → din interior</w:t>
       </w:r>
     </w:p>
     <w:p>
@@ -2214,61 +2214,61 @@
           <w:sz w:val="24"/>
           <w:szCs w:val="24"/>
         </w:rPr>
-        <w:t xml:space="preserve">Încrederea că „pot face asta” prezice efortul și perseverența</w:t>
-      </w:r>
-    </w:p>
-    <w:p>
-      <w:pPr>
-        <w:pStyle w:val="ListParagraph"/>
-        <w:numPr>
-          <w:ilvl w:val="0"/>
-          <w:numId w:val="2"/>
-        </w:numPr>
-        <w:spacing w:after="80"/>
-      </w:pPr>
-      <w:r>
-        <w:rPr>
-          <w:rFonts w:ascii="Calibri" w:cs="Calibri" w:eastAsia="Calibri" w:hAnsi="Calibri"/>
-          <w:sz w:val="24"/>
-          <w:szCs w:val="24"/>
-        </w:rPr>
-        <w:t xml:space="preserve">Surse: reușite proprii, modele asemănătoare, încurajare, stare fizică</w:t>
-      </w:r>
-    </w:p>
-    <w:p>
-      <w:pPr>
-        <w:pStyle w:val="ListParagraph"/>
-        <w:numPr>
-          <w:ilvl w:val="0"/>
-          <w:numId w:val="2"/>
-        </w:numPr>
-        <w:spacing w:after="80"/>
-      </w:pPr>
-      <w:r>
-        <w:rPr>
-          <w:rFonts w:ascii="Calibri" w:cs="Calibri" w:eastAsia="Calibri" w:hAnsi="Calibri"/>
-          <w:sz w:val="24"/>
-          <w:szCs w:val="24"/>
-        </w:rPr>
-        <w:t xml:space="preserve">Cea mai puternică sursă: experiența reușitei</w:t>
-      </w:r>
-    </w:p>
-    <w:p>
-      <w:pPr>
-        <w:pStyle w:val="ListParagraph"/>
-        <w:numPr>
-          <w:ilvl w:val="0"/>
-          <w:numId w:val="2"/>
-        </w:numPr>
-        <w:spacing w:after="80"/>
-      </w:pPr>
-      <w:r>
-        <w:rPr>
-          <w:rFonts w:ascii="Calibri" w:cs="Calibri" w:eastAsia="Calibri" w:hAnsi="Calibri"/>
-          <w:sz w:val="24"/>
-          <w:szCs w:val="24"/>
-        </w:rPr>
-        <w:t xml:space="preserve">Sarcini progresive, cu reușită garantată la început</w:t>
+        <w:t xml:space="preserve">Încrederea că „pot face asta” spune cât te străduiești și cât reziști</w:t>
+      </w:r>
+    </w:p>
+    <w:p>
+      <w:pPr>
+        <w:pStyle w:val="ListParagraph"/>
+        <w:numPr>
+          <w:ilvl w:val="0"/>
+          <w:numId w:val="2"/>
+        </w:numPr>
+        <w:spacing w:after="80"/>
+      </w:pPr>
+      <w:r>
+        <w:rPr>
+          <w:rFonts w:ascii="Calibri" w:cs="Calibri" w:eastAsia="Calibri" w:hAnsi="Calibri"/>
+          <w:sz w:val="24"/>
+          <w:szCs w:val="24"/>
+        </w:rPr>
+        <w:t xml:space="preserve">De unde vine: reușite proprii, cineva ca mine care reușește, încurajare, cum mă simt</w:t>
+      </w:r>
+    </w:p>
+    <w:p>
+      <w:pPr>
+        <w:pStyle w:val="ListParagraph"/>
+        <w:numPr>
+          <w:ilvl w:val="0"/>
+          <w:numId w:val="2"/>
+        </w:numPr>
+        <w:spacing w:after="80"/>
+      </w:pPr>
+      <w:r>
+        <w:rPr>
+          <w:rFonts w:ascii="Calibri" w:cs="Calibri" w:eastAsia="Calibri" w:hAnsi="Calibri"/>
+          <w:sz w:val="24"/>
+          <w:szCs w:val="24"/>
+        </w:rPr>
+        <w:t xml:space="preserve">Cea mai puternică: am reușit eu înainte</w:t>
+      </w:r>
+    </w:p>
+    <w:p>
+      <w:pPr>
+        <w:pStyle w:val="ListParagraph"/>
+        <w:numPr>
+          <w:ilvl w:val="0"/>
+          <w:numId w:val="2"/>
+        </w:numPr>
+        <w:spacing w:after="80"/>
+      </w:pPr>
+      <w:r>
+        <w:rPr>
+          <w:rFonts w:ascii="Calibri" w:cs="Calibri" w:eastAsia="Calibri" w:hAnsi="Calibri"/>
+          <w:sz w:val="24"/>
+          <w:szCs w:val="24"/>
+        </w:rPr>
+        <w:t xml:space="preserve">Sarcini din ce în ce mai grele, cu reușită sigură la început</w:t>
       </w:r>
     </w:p>
     <w:p>
@@ -2298,7 +2298,7 @@
           <w:sz w:val="24"/>
           <w:szCs w:val="24"/>
         </w:rPr>
-        <w:t xml:space="preserve">Mulțumesc. Colega mea a explicat ce este motivația. Eu voi prezenta cum a fost ea explicată de principalele școli de gândire din psihologie. Nu există o singură teorie corectă. Fiecare a prins o bucată din adevăr și fiecare dă profesorului alt instrument. Voi trece prin cinci perspective: behavioristă, umanistă, cognitivă, teoria autodeterminării și teoria autoeficacității.</w:t>
+        <w:t xml:space="preserve">Mulțumesc. Colega mea a explicat ce este motivația. Eu o să arăt cum au explicat-o psihologii, pentru că nu există o singură teorie corectă. Fiecare a prins o bucată din adevăr și fiecare îi dă profesorului altă unealtă. Trec prin cinci: cea behavioristă, cea umanistă, cea cognitivă, teoria autodeterminării și teoria autoeficacității. Le explic pe rând, pe înțeles.</w:t>
       </w:r>
     </w:p>
     <w:p>
@@ -2311,7 +2311,7 @@
           <w:sz w:val="24"/>
           <w:szCs w:val="24"/>
         </w:rPr>
-        <w:t xml:space="preserve">Prima este perspectiva behavioristă, legată de numele lui Skinner. Ideea centrală este simplă: un comportament urmat de o recompensă tinde să se repete, iar un comportament urmat de o pedeapsă sau de nimic tinde să dispară. Pentru Skinner, motivația este practic istoricul recompenselor și pedepselor pe care le-a primit cineva. Aplicarea în educație este evidentă: lauda, punctele, stelele, recompensele, feedbackul imediat. În sala de sport funcționează foarte bine: un „bravo” spus imediat după o execuție corectă întărește execuția. Limita se vede repede: dacă dispare recompensa, dispare și comportamentul. Elevul care face sport doar pentru notă se oprește când nu mai e notă.</w:t>
+        <w:t xml:space="preserve">Prima e cea behavioristă, a lui Skinner. Ideea e simplă: un comportament urmat de o recompensă tinde să se repete, iar un comportament urmat de o pedeapsă sau de nimic tinde să dispară. Pentru Skinner, motivația este practic istoricul recompenselor și pedepselor pe care le-a primit cineva. În școală asta înseamnă: laudă, puncte, steluțe, recompense, feedback pe loc. În sala de sport funcționează foarte bine: un „bravo” spus imediat după o execuție corectă întărește execuția. Limita se vede repede: dacă dispare recompensa, dispare și comportamentul. Elevul care face sport doar pentru notă se oprește când nu mai e notă.</w:t>
       </w:r>
     </w:p>
     <w:p>
@@ -2324,7 +2324,7 @@
           <w:sz w:val="24"/>
           <w:szCs w:val="24"/>
         </w:rPr>
-        <w:t xml:space="preserve">A doua perspectivă este cea umanistă, cu Abraham Maslow și celebra lui piramidă. Maslow spune că trebuințele umane sunt ierarhizate pe cinci niveluri. La bază, trebuințele fiziologice: hrană, apă, somn. Apoi siguranța: fizică și emoțională. Apoi apartenența: să fii acceptat de grup. Apoi stima: respectul celorlalți și respectul de sine. Și în vârf, autorealizarea: să devii ceea ce poți deveni. Regula este că o trebuință superioară apare abia după ce cele de bază sunt satisfăcute. Pentru profesor, concluzia este practică: un elev flămând, nedormit sau speriat nu este disponibil pentru învățare, oricât de bună ar fi lecția. Un copil care se teme că va fi luat în râs la ora de sport nu se va implica, pentru că nevoia lui de siguranță nu este satisfăcută. Întâi clasa trebuie să fie un loc sigur. Performanța vine după.</w:t>
+        <w:t xml:space="preserve">A doua e cea umanistă, cu Abraham Maslow și piramida lui, pe care sigur ați mai văzut-o. Maslow spune că nevoile omului sunt așezate pe cinci trepte. La bază, trebuințele fiziologice: hrană, apă, somn. Apoi siguranța: fizică și emoțională. Apoi apartenența: să fii acceptat de grup. Apoi stima: respectul celorlalți și respectul de sine. Și în vârf, autorealizarea: să devii ceea ce poți deveni. Regula e că treapta de sus apare abia după ce treptele de jos sunt rezolvate. Pentru profesor, asta înseamnă ceva foarte practic: un elev flămând, nedormit sau speriat nu este disponibil pentru învățare, oricât de bună ar fi lecția. Un copil căruia îi e frică că râd ceilalți de el la ora de sport nu se bagă, pentru că nu se simte în siguranță. Întâi clasa trebuie să fie un loc sigur. Performanța vine după.</w:t>
       </w:r>
     </w:p>
     <w:p>
@@ -2337,7 +2337,7 @@
           <w:sz w:val="24"/>
           <w:szCs w:val="24"/>
         </w:rPr>
-        <w:t xml:space="preserve">A treia este perspectiva cognitivă, care pune accent pe cum gândim despre succes și eșec. Atkinson a descris motivația de realizare ca rezultatul a două forțe opuse: nevoia de succes și teama de eșec. Elevii la care domină nevoia de succes aleg sarcini de dificultate medie, unde reușita depinde de ei. Cei la care domină teama de eșec aleg fie sarcini foarte ușoare, fie imposibil de grele, pentru că în ambele cazuri nu pot fi învinovățiți. Weiner a dus ideea mai departe cu teoria atribuirii: contează enorm cui atribuim reușita sau eșecul. Dacă un elev atribuie eșecul la ceva intern și controlabil, de exemplu „nu m-am antrenat suficient”, motivația rămâne intactă, pentru că data viitoare poate schimba ceva. Dacă atribuie eșecul la ceva stabil și necontrolabil, „nu am talent”, sau la ceva extern, „arbitrul a fost părtinitor”, motivația se stinge, pentru că nu mai are ce să facă. De aici iese o regulă simplă pentru profesor: lauzi efortul, nu talentul.</w:t>
+        <w:t xml:space="preserve">A treia e cea cognitivă, care se uită la cum gândim despre reușită și eșec. Atkinson spune că în noi se bat două forțe: dorința de a reuși și frica de a greși. Elevii la care e mai tare dorința de a reuși aleg sarcini mijlocii, unde reușita depinde de ei. Cei la care e mai tare frica aleg ori ceva foarte ușor, ori ceva imposibil, pentru că în ambele cazuri nu-i poate învinovăți nimeni. Weiner a dus ideea mai departe cu teoria atribuirii, adică pe cine dai vina. Contează enorm. Dacă elevul își spune „am pierdut pentru că nu m-am antrenat destul”, motivația rămâne, pentru că data viitoare poate schimba ceva. Dacă își spune „n-am talent” sau „arbitrul a fost părtinitor”, motivația moare, pentru că nu mai are ce face. De aici iese o regulă simplă pentru profesor: lauzi efortul, nu talentul.</w:t>
       </w:r>
     </w:p>
     <w:p>
@@ -2350,7 +2350,7 @@
           <w:sz w:val="24"/>
           <w:szCs w:val="24"/>
         </w:rPr>
-        <w:t xml:space="preserve">A patra perspectivă este teoria autodeterminării, a lui Deci și Ryan, probabil cea mai influentă teorie a motivației din ultimii patruzeci de ani. Ei spun că oamenii au trei nevoi psihologice de bază. Autonomia: să simți că tu alegi, că nu ești împins. Competența: să simți că te descurci, că progresezi. Relaționarea: să te simți legat de ceilalți, acceptat. Când aceste trei nevoi sunt satisfăcute, motivația devine intrinsecă și durabilă. Când sunt frustrate, apare ceea ce ei numesc amotivare: elevul nu mai vede sensul. Teoria descrie și un continuum: de la amotivare, prin diferite forme de motivație extrinsecă, până la motivația intrinsecă. Un profesor poate muta elevul pe acest continuum dându-i alegeri, sarcini pe măsura lui și un climat în care se simte parte din grup.</w:t>
+        <w:t xml:space="preserve">A patra e teoria autodeterminării, a lui Deci și Ryan, probabil cea mai folosită teorie a motivației din ultimii patruzeci de ani. Ei spun că toți oamenii au trei nevoi de bază. Autonomia: să simți că tu alegi, că nu ești împins. Competența: să simți că te descurci, că progresezi. Relaționarea: să te simți legat de ceilalți, acceptat. Când aceste trei nevoi sunt satisfăcute, motivația devine intrinsecă și durabilă. Când nu sunt împlinite, apare ce ei numesc amotivare: elevul nu mai vede rostul. Teoria descrie și o scară: de la lipsa totală de motivație, prin motivația din exterior, până la cea din interior. Profesorul poate urca elevul pe scara asta dându-i de ales, sarcini pe măsura lui și un grup în care se simte acceptat.</w:t>
       </w:r>
     </w:p>
     <w:p>
@@ -2363,7 +2363,7 @@
           <w:sz w:val="24"/>
           <w:szCs w:val="24"/>
         </w:rPr>
-        <w:t xml:space="preserve">A cincea perspectivă este teoria autoeficacității, a lui Albert Bandura. Autoeficacitatea este încrederea că „pot face asta”, într-o situație concretă. Bandura a arătat că această încredere prezice mai bine decât aptitudinea reală cât efort depune cineva și cât timp perseverează. Autoeficacitatea are patru surse. Cea mai puternică este experiența proprie a reușitei: dacă am reușit, cred că pot din nou. A doua este observarea unor modele asemănătoare cu mine: dacă un coleg ca mine a reușit, pot și eu. A treia este încurajarea verbală a cuiva în care am încredere. A patra este starea fizică și emoțională: oboseala și anxietatea scad încrederea. Pentru educația fizică, concluzia practică este să construim sarcini progresive, cu reușită garantată la început, ca elevul să adune experiențe de succes.</w:t>
+        <w:t xml:space="preserve">A cincea e teoria autoeficacității, a lui Albert Bandura. Autoeficacitate înseamnă, simplu, încrederea că „pot face asta”. Bandura a arătat că încrederea asta spune mai bine decât talentul real cât se va strădui cineva și cât timp va rezista. Încrederea asta vine din patru locuri. Cel mai tare: am reușit eu înainte, deci cred că pot din nou. Al doilea: văd pe cineva ca mine că reușește, deci pot și eu. Al treilea: mă încurajează cineva în care am încredere. Al patrulea: cum mă simt fizic, oboseala și emoțiile scad încrederea. Pentru educația fizică asta înseamnă sarcini din ce în ce mai grele, dar cu reușită sigură la început, ca elevul să adune reușite.</w:t>
       </w:r>
     </w:p>
     <w:p>
@@ -2376,7 +2376,7 @@
           <w:sz w:val="24"/>
           <w:szCs w:val="24"/>
         </w:rPr>
-        <w:t xml:space="preserve">Dacă le punem pe toate cinci una lângă alta, fiecare dă profesorului câte ceva: behaviorismul dă feedbackul și recompensa, Maslow dă siguranța și apartenența, perspectiva cognitivă dă modul în care vorbim despre succes și eșec, Deci și Ryan dau autonomia și competența, Bandura dă progresia sarcinilor. Colegul meu va arăta cum se regăsesc toate acestea în activitatea instructiv-educativă.</w:t>
+        <w:t xml:space="preserve">Dacă le punem pe toate cinci una lângă alta, fiecare îi dă profesorului câte ceva: Skinner dă feedbackul și recompensa, Maslow dă siguranța și locul în grup, Atkinson și Weiner dau felul în care vorbim despre reușită și eșec, Deci și Ryan dau libertatea de a alege, Bandura dă sarcinile crescătoare. Colegul meu o să arate cum se văd toate astea la ore.</w:t>
       </w:r>
     </w:p>
     <w:p>
@@ -2465,61 +2465,61 @@
           <w:sz w:val="24"/>
           <w:szCs w:val="24"/>
         </w:rPr>
-        <w:t xml:space="preserve">Elevul: aduce propria structură motivațională (trebuințe, interese, temeri)</w:t>
-      </w:r>
-    </w:p>
-    <w:p>
-      <w:pPr>
-        <w:pStyle w:val="ListParagraph"/>
-        <w:numPr>
-          <w:ilvl w:val="0"/>
-          <w:numId w:val="2"/>
-        </w:numPr>
-        <w:spacing w:after="80"/>
-      </w:pPr>
-      <w:r>
-        <w:rPr>
-          <w:rFonts w:ascii="Calibri" w:cs="Calibri" w:eastAsia="Calibri" w:hAnsi="Calibri"/>
-          <w:sz w:val="24"/>
-          <w:szCs w:val="24"/>
-        </w:rPr>
-        <w:t xml:space="preserve">Profesorul: creează climatul și modelul; propria lui motivație se vede</w:t>
-      </w:r>
-    </w:p>
-    <w:p>
-      <w:pPr>
-        <w:pStyle w:val="ListParagraph"/>
-        <w:numPr>
-          <w:ilvl w:val="0"/>
-          <w:numId w:val="2"/>
-        </w:numPr>
-        <w:spacing w:after="80"/>
-      </w:pPr>
-      <w:r>
-        <w:rPr>
-          <w:rFonts w:ascii="Calibri" w:cs="Calibri" w:eastAsia="Calibri" w:hAnsi="Calibri"/>
-          <w:sz w:val="24"/>
-          <w:szCs w:val="24"/>
-        </w:rPr>
-        <w:t xml:space="preserve">Conținutul: devine atractiv sau respingător în funcție de cum e prezentat</w:t>
-      </w:r>
-    </w:p>
-    <w:p>
-      <w:pPr>
-        <w:pStyle w:val="ListParagraph"/>
-        <w:numPr>
-          <w:ilvl w:val="0"/>
-          <w:numId w:val="2"/>
-        </w:numPr>
-        <w:spacing w:after="80"/>
-      </w:pPr>
-      <w:r>
-        <w:rPr>
-          <w:rFonts w:ascii="Calibri" w:cs="Calibri" w:eastAsia="Calibri" w:hAnsi="Calibri"/>
-          <w:sz w:val="24"/>
-          <w:szCs w:val="24"/>
-        </w:rPr>
-        <w:t xml:space="preserve">Învățarea eficientă apare la intersecția celor trei</w:t>
+        <w:t xml:space="preserve">Elevul: vine cu ce are el (nevoi, interese, frici)</w:t>
+      </w:r>
+    </w:p>
+    <w:p>
+      <w:pPr>
+        <w:pStyle w:val="ListParagraph"/>
+        <w:numPr>
+          <w:ilvl w:val="0"/>
+          <w:numId w:val="2"/>
+        </w:numPr>
+        <w:spacing w:after="80"/>
+      </w:pPr>
+      <w:r>
+        <w:rPr>
+          <w:rFonts w:ascii="Calibri" w:cs="Calibri" w:eastAsia="Calibri" w:hAnsi="Calibri"/>
+          <w:sz w:val="24"/>
+          <w:szCs w:val="24"/>
+        </w:rPr>
+        <w:t xml:space="preserve">Profesorul: face atmosfera și e exemplu, motivația lui se vede</w:t>
+      </w:r>
+    </w:p>
+    <w:p>
+      <w:pPr>
+        <w:pStyle w:val="ListParagraph"/>
+        <w:numPr>
+          <w:ilvl w:val="0"/>
+          <w:numId w:val="2"/>
+        </w:numPr>
+        <w:spacing w:after="80"/>
+      </w:pPr>
+      <w:r>
+        <w:rPr>
+          <w:rFonts w:ascii="Calibri" w:cs="Calibri" w:eastAsia="Calibri" w:hAnsi="Calibri"/>
+          <w:sz w:val="24"/>
+          <w:szCs w:val="24"/>
+        </w:rPr>
+        <w:t xml:space="preserve">Ce e de învățat: place sau nu în funcție de cum e prezentat</w:t>
+      </w:r>
+    </w:p>
+    <w:p>
+      <w:pPr>
+        <w:pStyle w:val="ListParagraph"/>
+        <w:numPr>
+          <w:ilvl w:val="0"/>
+          <w:numId w:val="2"/>
+        </w:numPr>
+        <w:spacing w:after="80"/>
+      </w:pPr>
+      <w:r>
+        <w:rPr>
+          <w:rFonts w:ascii="Calibri" w:cs="Calibri" w:eastAsia="Calibri" w:hAnsi="Calibri"/>
+          <w:sz w:val="24"/>
+          <w:szCs w:val="24"/>
+        </w:rPr>
+        <w:t xml:space="preserve">Învățarea adevărată e unde se întâlnesc toate trei</w:t>
       </w:r>
     </w:p>
     <w:p>
@@ -2553,43 +2553,43 @@
           <w:sz w:val="24"/>
           <w:szCs w:val="24"/>
         </w:rPr>
-        <w:t xml:space="preserve">Motive cognitive: curiozitatea, nevoia de a înțelege</w:t>
-      </w:r>
-    </w:p>
-    <w:p>
-      <w:pPr>
-        <w:pStyle w:val="ListParagraph"/>
-        <w:numPr>
-          <w:ilvl w:val="0"/>
-          <w:numId w:val="2"/>
-        </w:numPr>
-        <w:spacing w:after="80"/>
-      </w:pPr>
-      <w:r>
-        <w:rPr>
-          <w:rFonts w:ascii="Calibri" w:cs="Calibri" w:eastAsia="Calibri" w:hAnsi="Calibri"/>
-          <w:sz w:val="24"/>
-          <w:szCs w:val="24"/>
-        </w:rPr>
-        <w:t xml:space="preserve">Motive afective: dorința de a fi apreciat de profesor și colegi</w:t>
-      </w:r>
-    </w:p>
-    <w:p>
-      <w:pPr>
-        <w:pStyle w:val="ListParagraph"/>
-        <w:numPr>
-          <w:ilvl w:val="0"/>
-          <w:numId w:val="2"/>
-        </w:numPr>
-        <w:spacing w:after="80"/>
-      </w:pPr>
-      <w:r>
-        <w:rPr>
-          <w:rFonts w:ascii="Calibri" w:cs="Calibri" w:eastAsia="Calibri" w:hAnsi="Calibri"/>
-          <w:sz w:val="24"/>
-          <w:szCs w:val="24"/>
-        </w:rPr>
-        <w:t xml:space="preserve">Motive de autorealizare: a deveni mai bun, a se depăși</w:t>
+        <w:t xml:space="preserve">Motive cognitive: curiozitatea, vrei să înțelegi</w:t>
+      </w:r>
+    </w:p>
+    <w:p>
+      <w:pPr>
+        <w:pStyle w:val="ListParagraph"/>
+        <w:numPr>
+          <w:ilvl w:val="0"/>
+          <w:numId w:val="2"/>
+        </w:numPr>
+        <w:spacing w:after="80"/>
+      </w:pPr>
+      <w:r>
+        <w:rPr>
+          <w:rFonts w:ascii="Calibri" w:cs="Calibri" w:eastAsia="Calibri" w:hAnsi="Calibri"/>
+          <w:sz w:val="24"/>
+          <w:szCs w:val="24"/>
+        </w:rPr>
+        <w:t xml:space="preserve">Motive afective: vrei să te aprecieze profesorul și colegii</w:t>
+      </w:r>
+    </w:p>
+    <w:p>
+      <w:pPr>
+        <w:pStyle w:val="ListParagraph"/>
+        <w:numPr>
+          <w:ilvl w:val="0"/>
+          <w:numId w:val="2"/>
+        </w:numPr>
+        <w:spacing w:after="80"/>
+      </w:pPr>
+      <w:r>
+        <w:rPr>
+          <w:rFonts w:ascii="Calibri" w:cs="Calibri" w:eastAsia="Calibri" w:hAnsi="Calibri"/>
+          <w:sz w:val="24"/>
+          <w:szCs w:val="24"/>
+        </w:rPr>
+        <w:t xml:space="preserve">Motive de autorealizare: vrei să fii mai bun, să te depășești</w:t>
       </w:r>
     </w:p>
     <w:p>
@@ -2641,61 +2641,61 @@
           <w:sz w:val="24"/>
           <w:szCs w:val="24"/>
         </w:rPr>
-        <w:t xml:space="preserve">Epuran: în sport motivația se vede direct, în efort fizic măsurabil</w:t>
-      </w:r>
-    </w:p>
-    <w:p>
-      <w:pPr>
-        <w:pStyle w:val="ListParagraph"/>
-        <w:numPr>
-          <w:ilvl w:val="0"/>
-          <w:numId w:val="2"/>
-        </w:numPr>
-        <w:spacing w:after="80"/>
-      </w:pPr>
-      <w:r>
-        <w:rPr>
-          <w:rFonts w:ascii="Calibri" w:cs="Calibri" w:eastAsia="Calibri" w:hAnsi="Calibri"/>
-          <w:sz w:val="24"/>
-          <w:szCs w:val="24"/>
-        </w:rPr>
-        <w:t xml:space="preserve">Plăcerea mișcării este un motiv intrinsec natural la copii, dar se pierde dacă e sufocată</w:t>
-      </w:r>
-    </w:p>
-    <w:p>
-      <w:pPr>
-        <w:pStyle w:val="ListParagraph"/>
-        <w:numPr>
-          <w:ilvl w:val="0"/>
-          <w:numId w:val="2"/>
-        </w:numPr>
-        <w:spacing w:after="80"/>
-      </w:pPr>
-      <w:r>
-        <w:rPr>
-          <w:rFonts w:ascii="Calibri" w:cs="Calibri" w:eastAsia="Calibri" w:hAnsi="Calibri"/>
-          <w:sz w:val="24"/>
-          <w:szCs w:val="24"/>
-        </w:rPr>
-        <w:t xml:space="preserve">Competiția motivează pe unii și blochează pe alții</w:t>
-      </w:r>
-    </w:p>
-    <w:p>
-      <w:pPr>
-        <w:pStyle w:val="ListParagraph"/>
-        <w:numPr>
-          <w:ilvl w:val="0"/>
-          <w:numId w:val="2"/>
-        </w:numPr>
-        <w:spacing w:after="80"/>
-      </w:pPr>
-      <w:r>
-        <w:rPr>
-          <w:rFonts w:ascii="Calibri" w:cs="Calibri" w:eastAsia="Calibri" w:hAnsi="Calibri"/>
-          <w:sz w:val="24"/>
-          <w:szCs w:val="24"/>
-        </w:rPr>
-        <w:t xml:space="preserve">Corpul expus privirii celorlalți: rușinea e un demotivator major la adolescenți</w:t>
+        <w:t xml:space="preserve">Epuran: în sport motivația se vede direct, în efort</w:t>
+      </w:r>
+    </w:p>
+    <w:p>
+      <w:pPr>
+        <w:pStyle w:val="ListParagraph"/>
+        <w:numPr>
+          <w:ilvl w:val="0"/>
+          <w:numId w:val="2"/>
+        </w:numPr>
+        <w:spacing w:after="80"/>
+      </w:pPr>
+      <w:r>
+        <w:rPr>
+          <w:rFonts w:ascii="Calibri" w:cs="Calibri" w:eastAsia="Calibri" w:hAnsi="Calibri"/>
+          <w:sz w:val="24"/>
+          <w:szCs w:val="24"/>
+        </w:rPr>
+        <w:t xml:space="preserve">Copiilor le place să se miște de la natură, dar plăcerea se pierde dacă e sufocată</w:t>
+      </w:r>
+    </w:p>
+    <w:p>
+      <w:pPr>
+        <w:pStyle w:val="ListParagraph"/>
+        <w:numPr>
+          <w:ilvl w:val="0"/>
+          <w:numId w:val="2"/>
+        </w:numPr>
+        <w:spacing w:after="80"/>
+      </w:pPr>
+      <w:r>
+        <w:rPr>
+          <w:rFonts w:ascii="Calibri" w:cs="Calibri" w:eastAsia="Calibri" w:hAnsi="Calibri"/>
+          <w:sz w:val="24"/>
+          <w:szCs w:val="24"/>
+        </w:rPr>
+        <w:t xml:space="preserve">Întrecerea pe unii îi pornește, pe alții îi blochează</w:t>
+      </w:r>
+    </w:p>
+    <w:p>
+      <w:pPr>
+        <w:pStyle w:val="ListParagraph"/>
+        <w:numPr>
+          <w:ilvl w:val="0"/>
+          <w:numId w:val="2"/>
+        </w:numPr>
+        <w:spacing w:after="80"/>
+      </w:pPr>
+      <w:r>
+        <w:rPr>
+          <w:rFonts w:ascii="Calibri" w:cs="Calibri" w:eastAsia="Calibri" w:hAnsi="Calibri"/>
+          <w:sz w:val="24"/>
+          <w:szCs w:val="24"/>
+        </w:rPr>
+        <w:t xml:space="preserve">Corpul e la vedere: la adolescenți rușinea e o frână mare</w:t>
       </w:r>
     </w:p>
     <w:p>
@@ -2729,61 +2729,61 @@
           <w:sz w:val="24"/>
           <w:szCs w:val="24"/>
         </w:rPr>
-        <w:t xml:space="preserve">Climat de măiestrie: succesul = progresul propriu, efortul, învățarea</w:t>
-      </w:r>
-    </w:p>
-    <w:p>
-      <w:pPr>
-        <w:pStyle w:val="ListParagraph"/>
-        <w:numPr>
-          <w:ilvl w:val="0"/>
-          <w:numId w:val="2"/>
-        </w:numPr>
-        <w:spacing w:after="80"/>
-      </w:pPr>
-      <w:r>
-        <w:rPr>
-          <w:rFonts w:ascii="Calibri" w:cs="Calibri" w:eastAsia="Calibri" w:hAnsi="Calibri"/>
-          <w:sz w:val="24"/>
-          <w:szCs w:val="24"/>
-        </w:rPr>
-        <w:t xml:space="preserve">Climat de ego: succesul = a fi mai bun decât ceilalți</w:t>
-      </w:r>
-    </w:p>
-    <w:p>
-      <w:pPr>
-        <w:pStyle w:val="ListParagraph"/>
-        <w:numPr>
-          <w:ilvl w:val="0"/>
-          <w:numId w:val="2"/>
-        </w:numPr>
-        <w:spacing w:after="80"/>
-      </w:pPr>
-      <w:r>
-        <w:rPr>
-          <w:rFonts w:ascii="Calibri" w:cs="Calibri" w:eastAsia="Calibri" w:hAnsi="Calibri"/>
-          <w:sz w:val="24"/>
-          <w:szCs w:val="24"/>
-        </w:rPr>
-        <w:t xml:space="preserve">Măiestria produce perseverență, plăcere, mai puțină anxietate</w:t>
-      </w:r>
-    </w:p>
-    <w:p>
-      <w:pPr>
-        <w:pStyle w:val="ListParagraph"/>
-        <w:numPr>
-          <w:ilvl w:val="0"/>
-          <w:numId w:val="2"/>
-        </w:numPr>
-        <w:spacing w:after="80"/>
-      </w:pPr>
-      <w:r>
-        <w:rPr>
-          <w:rFonts w:ascii="Calibri" w:cs="Calibri" w:eastAsia="Calibri" w:hAnsi="Calibri"/>
-          <w:sz w:val="24"/>
-          <w:szCs w:val="24"/>
-        </w:rPr>
-        <w:t xml:space="preserve">Ego-ul motivează doar pe cei câțiva care câștigă mereu</w:t>
+        <w:t xml:space="preserve">Climat de măiestrie: reușita = ai progresat tu, te-ai străduit, ai învățat</w:t>
+      </w:r>
+    </w:p>
+    <w:p>
+      <w:pPr>
+        <w:pStyle w:val="ListParagraph"/>
+        <w:numPr>
+          <w:ilvl w:val="0"/>
+          <w:numId w:val="2"/>
+        </w:numPr>
+        <w:spacing w:after="80"/>
+      </w:pPr>
+      <w:r>
+        <w:rPr>
+          <w:rFonts w:ascii="Calibri" w:cs="Calibri" w:eastAsia="Calibri" w:hAnsi="Calibri"/>
+          <w:sz w:val="24"/>
+          <w:szCs w:val="24"/>
+        </w:rPr>
+        <w:t xml:space="preserve">Climat de ego: reușita = ești mai bun decât ceilalți</w:t>
+      </w:r>
+    </w:p>
+    <w:p>
+      <w:pPr>
+        <w:pStyle w:val="ListParagraph"/>
+        <w:numPr>
+          <w:ilvl w:val="0"/>
+          <w:numId w:val="2"/>
+        </w:numPr>
+        <w:spacing w:after="80"/>
+      </w:pPr>
+      <w:r>
+        <w:rPr>
+          <w:rFonts w:ascii="Calibri" w:cs="Calibri" w:eastAsia="Calibri" w:hAnsi="Calibri"/>
+          <w:sz w:val="24"/>
+          <w:szCs w:val="24"/>
+        </w:rPr>
+        <w:t xml:space="preserve">Măiestria aduce rezistență, plăcere, mai puține emoții</w:t>
+      </w:r>
+    </w:p>
+    <w:p>
+      <w:pPr>
+        <w:pStyle w:val="ListParagraph"/>
+        <w:numPr>
+          <w:ilvl w:val="0"/>
+          <w:numId w:val="2"/>
+        </w:numPr>
+        <w:spacing w:after="80"/>
+      </w:pPr>
+      <w:r>
+        <w:rPr>
+          <w:rFonts w:ascii="Calibri" w:cs="Calibri" w:eastAsia="Calibri" w:hAnsi="Calibri"/>
+          <w:sz w:val="24"/>
+          <w:szCs w:val="24"/>
+        </w:rPr>
+        <w:t xml:space="preserve">Ego-ul îi pornește doar pe cei câțiva care câștigă mereu</w:t>
       </w:r>
     </w:p>
     <w:p>
@@ -2817,7 +2817,7 @@
           <w:sz w:val="24"/>
           <w:szCs w:val="24"/>
         </w:rPr>
-        <w:t xml:space="preserve">Task: sarcini variate, cu dificultate adaptată</w:t>
+        <w:t xml:space="preserve">Task: sarcini variate, pe măsura fiecăruia</w:t>
       </w:r>
     </w:p>
     <w:p>
@@ -2853,7 +2853,7 @@
           <w:sz w:val="24"/>
           <w:szCs w:val="24"/>
         </w:rPr>
-        <w:t xml:space="preserve">Recognition: recunoașterea progresului, în privat</w:t>
+        <w:t xml:space="preserve">Recognition: lauzi progresul, între patru ochi</w:t>
       </w:r>
     </w:p>
     <w:p>
@@ -2889,7 +2889,7 @@
           <w:sz w:val="24"/>
           <w:szCs w:val="24"/>
         </w:rPr>
-        <w:t xml:space="preserve">Evaluation: raportată la propriul progres</w:t>
+        <w:t xml:space="preserve">Evaluation: față de propriul progres, nu față de ceilalți</w:t>
       </w:r>
     </w:p>
     <w:p>
@@ -2937,7 +2937,7 @@
           <w:sz w:val="24"/>
           <w:szCs w:val="24"/>
         </w:rPr>
-        <w:t xml:space="preserve">Mulțumesc. Până acum am văzut ce este motivația și cum o explică teoriile. Eu voi vorbi despre rolul ei în activitatea instructiv-educativă, adică în ceea ce se întâmplă efectiv la clasă și în sala de sport, între profesor, elev și conținutul de învățat.</w:t>
+        <w:t xml:space="preserve">Mulțumesc. Până acum am văzut ce este motivația și cum o explică teoriile. Eu vorbesc despre rolul ei în activitatea instructiv-educativă, adică, pe românește, în ce se întâmplă la oră, între profesor, elev și ce e de învățat.</w:t>
       </w:r>
     </w:p>
     <w:p>
@@ -2950,7 +2950,7 @@
           <w:sz w:val="24"/>
           <w:szCs w:val="24"/>
         </w:rPr>
-        <w:t xml:space="preserve">Putem privi lecția ca un triunghi cu trei vârfuri: elevul, profesorul și conținutul. Motivația circulă între ele. Elevul vine la oră cu propria lui structură motivațională, cea descrisă de colega mea în prima parte: trebuințe, interese, temeri, convingeri despre sine. Profesorul nu este un observator neutru: el creează climatul și este el însuși un model. Un profesor care vine plictisit la oră transmite plictiseala. Unul căruia îi place ce face transmite și asta, fără să vrea. Iar conținutul, fie că e un exercițiu de gimnastică sau o regulă de joc, devine atractiv sau respingător în funcție de cum este prezentat. Învățarea eficientă apare doar la intersecția celor trei.</w:t>
+        <w:t xml:space="preserve">Putem privi lecția ca un triunghi cu trei vârfuri: elevul, profesorul și conținutul. Motivația umblă între ele. Elevul vine la oră cu ce are el: nevoi, interese, frici, păreri despre sine, cum a arătat colega mea în prima parte. Profesorul nu stă pe margine: el face atmosfera și e el însuși un exemplu. Un profesor care vine plictisit la oră transmite plictiseala. Unul căruia îi place ce face transmite și asta, fără să vrea. Iar ce e de învățat, fie că e un exercițiu de gimnastică sau o regulă de joc, place sau nu place în funcție de cum e prezentat. Învățarea adevărată se întâmplă doar unde se întâlnesc toate trei.</w:t>
       </w:r>
     </w:p>
     <w:p>
@@ -2963,7 +2963,7 @@
           <w:sz w:val="24"/>
           <w:szCs w:val="24"/>
         </w:rPr>
-        <w:t xml:space="preserve">Să ne uităm mai atent la motivația pentru învățare a elevului. Ioan Neacșu, în lucrarea lui despre motivație și învățare, descrie mai multe categorii de motive. Motivele cognitive: curiozitatea, dorința de a înțelege cum funcționează ceva. Motivele afective: dorința de a fi apreciat de profesor, de a fi acceptat de colegi. Motivele de autorealizare: a deveni mai bun, a se depăși pe sine. Și, din păcate, motivele negative: teama de notă slabă, de pedeapsă, de rușine în fața clasei. Motivele negative merg pe termen scurt, dar au un cost. Elevul învață să evite, nu să caute. Când tot ce îl mișcă este frica, în momentul în care dispare controlul dispare și efortul.</w:t>
+        <w:t xml:space="preserve">Să ne uităm mai atent la ce îl face pe elev să învețe. Ioan Neacșu, în cartea lui despre motivație și învățare, descrie mai multe feluri de motive. Cele cognitive: curiozitatea, vrei să înțelegi cum merge ceva. Cele afective: vrei să te aprecieze profesorul, să te accepte colegii. Cele de autorealizare: vrei să fii mai bun, să te depășești. Și, din păcate, cele negative: teama de notă slabă, de pedeapsă, de rușine în fața clasei. Motivele negative merg pe termen scurt, dar au un cost. Elevul învață să evite, nu să caute. Când tot ce îl mișcă este frica, în momentul în care dispare controlul dispare și efortul.</w:t>
       </w:r>
     </w:p>
     <w:p>
@@ -2976,7 +2976,7 @@
           <w:sz w:val="24"/>
           <w:szCs w:val="24"/>
         </w:rPr>
-        <w:t xml:space="preserve">Educația fizică are un specific aparte, pe care Mihai Epuran l-a descris pe larg în psihologia sportului. În sport, motivația se vede direct, în efort fizic măsurabil. Nu te poți preface că alergi. Asta face sportul un teren excelent pentru a observa și a educa motivația. Un alt aspect: plăcerea mișcării este un motiv intrinsec natural la copii. Copiii mici aleargă de plăcere. Această plăcere se pierde însă dacă este sufocată de exerciții monotone, de comparații permanente și de critică. Mulți adolescenți care spun că urăsc sportul au iubit mișcarea la cinci ani. Cineva i-a dezvățat pe drum. Apoi competiția: motivează puternic pe unii elevi și blochează complet pe alții, mai ales pe cei care pierd mereu. Și nu în ultimul rând, în sport corpul este expus privirii celorlalți. Rușinea legată de corp este unul dintre cei mai puternici demotivatori la vârsta adolescenței, și profesorul trebuie să țină cont de asta când organizează activitățile.</w:t>
+        <w:t xml:space="preserve">Educația fizică e altfel decât celelalte materii, și Mihai Epuran a scris mult despre asta. În sport, motivația se vede direct, în efort. Nu te poți preface că alergi. De asta sportul e un loc foarte bun ca să vezi motivația și ca să o crești. Alt lucru: copiilor le place să se miște de la natură. Copiii mici aleargă de plăcere. Plăcerea asta se pierde dacă e sufocată de exerciții plictisitoare, de comparații mereu cu alții și de critică. Mulți adolescenți care spun că urăsc sportul au iubit mișcarea la cinci ani. Cineva i-a dezvățat pe drum. Apoi întrecerea: pe unii elevi îi pornește tare, pe alții îi blochează de tot, mai ales pe cei care pierd mereu. Și încă ceva: în sport corpul e la vedere. La adolescenți, rușinea de propriul corp e una dintre cele mai mari frâne, și profesorul trebuie să țină cont de asta când face activitățile.</w:t>
       </w:r>
     </w:p>
     <w:p>
@@ -2989,7 +2989,7 @@
           <w:sz w:val="24"/>
           <w:szCs w:val="24"/>
         </w:rPr>
-        <w:t xml:space="preserve">Aici intervine conceptul de climat motivațional, dezvoltat de Carole Ames și aplicat în sport de Joan Duda. Există două tipuri de climat pe care profesorul le creează, de multe ori fără să-și dea seama. Climatul orientat spre măiestrie este cel în care succesul înseamnă progresul propriu, efortul depus, faptul că ai învățat ceva nou. Climatul orientat spre ego este cel în care succesul înseamnă a fi mai bun decât ceilalți. Cercetările sunt clare: climatul de măiestrie produce perseverență, plăcere și mai puțină anxietate, la toți elevii. Climatul de ego motivează doar pe cei câțiva care câștigă mereu, iar pe restul îi învață să evite activitatea. Asta nu înseamnă că scoatem competiția. Ne întrecem în continuare, dar ce se numără la final este cu cât ai progresat tu față de tine.</w:t>
+        <w:t xml:space="preserve">Aici apare ideea de climat motivațional, de la Carole Ames, dusă în sport de Joan Duda. Climat înseamnă atmosfera de la oră, și profesorul o face, de multe ori fără să-și dea seama, în unul din două feluri. Climatul de măiestrie: reușita înseamnă că ai progresat tu, că te-ai străduit, că ai învățat ceva nou. Climatul de ego: reușita înseamnă că ești mai bun decât ceilalți. Studiile sunt clare. În climatul de măiestrie elevii rezistă mai mult, le place mai mult și au mai puține emoții, toți. Climatul de ego îi pornește doar pe cei câțiva care câștigă mereu, iar pe restul îi învață să se ferească. Asta nu înseamnă că scoatem competiția. Ne întrecem în continuare, dar ce se numără la final este cu cât ai progresat tu față de tine.</w:t>
       </w:r>
     </w:p>
     <w:p>
@@ -3002,7 +3002,7 @@
           <w:sz w:val="24"/>
           <w:szCs w:val="24"/>
         </w:rPr>
-        <w:t xml:space="preserve">Pentru a construi un climat de măiestrie există un model practic, cunoscut sub acronimul TARGET, propus de Epstein și dezvoltat de Ames. Fiecare literă este o pârghie pe care profesorul o controlează. T, de la Task, sarcina: sarcini variate, cu dificultate adaptată, ca fiecare să aibă ceva de câștigat. A, de la Authority, autoritate: elevii au un cuvânt de spus, pot alege între variante. R, de la Recognition, recunoaștere: recunoaștem progresul și efortul, de preferat în privat, nu doar pe cei mai buni în fața tuturor. G, de la Grouping, grupare: grupuri mixte, schimbate des, nu „cei buni” și „cei slabi”. E, de la Evaluation, evaluare: raportată la propriul progres, nu la clasament. T, de la Time, timp: timp suficient pentru a învăța, fără grabă. Un profesor care trece prin aceste șase pârghii când își planifică lecția construiește, aproape automat, un climat în care elevii vin cu plăcere.</w:t>
+        <w:t xml:space="preserve">Ca să faci un climat de măiestrie există un model practic, TARGET, de la Epstein și Ames. Fiecare literă e un buton pe care îl are profesorul în mână. T, de la Task, sarcina: sarcini variate, cu dificultate adaptată, ca fiecare să aibă ceva de câștigat. A, de la Authority, autoritate: elevii au un cuvânt de spus, pot alege între variante. R, de la Recognition, recunoaștere: recunoaștem progresul și efortul, de preferat în privat, nu doar pe cei mai buni în fața tuturor. G, de la Grouping, grupare: grupuri mixte, schimbate des, nu „cei buni” și „cei slabi”. E, de la Evaluation, evaluare: raportată la propriul progres, nu la clasament. T, de la Time, timp: timp suficient pentru a învăța, fără grabă. Un profesor care trece prin cele șase litere când își pregătește ora face, aproape fără să vrea, o atmosferă în care elevii vin cu plăcere.</w:t>
       </w:r>
     </w:p>
     <w:p>
@@ -3015,7 +3015,7 @@
           <w:sz w:val="24"/>
           <w:szCs w:val="24"/>
         </w:rPr>
-        <w:t xml:space="preserve">Ce vreau să rămână din partea asta: structura motivațională a elevului nu e ceva fix. Se formează și se strică în fiecare oră, după climatul pe care îl face profesorul. Colega mea va prezenta acum tehnicile concrete de predare cu care acest climat se construiește zi de zi.</w:t>
+        <w:t xml:space="preserve">Ce vreau să rămână din partea asta: motivația elevului nu e ceva fix. Se face și se strică în fiecare oră, după atmosfera pe care o face profesorul. Colega mea o să arate acum ce face concret profesorul ca să o construiască.</w:t>
       </w:r>
     </w:p>
     <w:p>
@@ -3104,7 +3104,7 @@
           <w:sz w:val="24"/>
           <w:szCs w:val="24"/>
         </w:rPr>
-        <w:t xml:space="preserve">Obiective concrete și măsurabile, nu „fă tot ce poți”</w:t>
+        <w:t xml:space="preserve">Obiective concrete, pe care le poți număra, nu „fă tot ce poți”</w:t>
       </w:r>
     </w:p>
     <w:p>
@@ -3140,25 +3140,25 @@
           <w:sz w:val="24"/>
           <w:szCs w:val="24"/>
         </w:rPr>
-        <w:t xml:space="preserve">Dificultate moderată: puțin peste ce poate acum</w:t>
-      </w:r>
-    </w:p>
-    <w:p>
-      <w:pPr>
-        <w:pStyle w:val="ListParagraph"/>
-        <w:numPr>
-          <w:ilvl w:val="0"/>
-          <w:numId w:val="2"/>
-        </w:numPr>
-        <w:spacing w:after="80"/>
-      </w:pPr>
-      <w:r>
-        <w:rPr>
-          <w:rFonts w:ascii="Calibri" w:cs="Calibri" w:eastAsia="Calibri" w:hAnsi="Calibri"/>
-          <w:sz w:val="24"/>
-          <w:szCs w:val="24"/>
-        </w:rPr>
-        <w:t xml:space="preserve">Elevul își fixează singur o parte din obiective</w:t>
+        <w:t xml:space="preserve">Greutate potrivită: puțin peste ce poate acum</w:t>
+      </w:r>
+    </w:p>
+    <w:p>
+      <w:pPr>
+        <w:pStyle w:val="ListParagraph"/>
+        <w:numPr>
+          <w:ilvl w:val="0"/>
+          <w:numId w:val="2"/>
+        </w:numPr>
+        <w:spacing w:after="80"/>
+      </w:pPr>
+      <w:r>
+        <w:rPr>
+          <w:rFonts w:ascii="Calibri" w:cs="Calibri" w:eastAsia="Calibri" w:hAnsi="Calibri"/>
+          <w:sz w:val="24"/>
+          <w:szCs w:val="24"/>
+        </w:rPr>
+        <w:t xml:space="preserve">Elevul își pune singur o parte din obiective</w:t>
       </w:r>
     </w:p>
     <w:p>
@@ -3192,7 +3192,7 @@
           <w:sz w:val="24"/>
           <w:szCs w:val="24"/>
         </w:rPr>
-        <w:t xml:space="preserve">Imediat, concret, legat de comportament: „genunchii mai sus”, nu „mai bine”</w:t>
+        <w:t xml:space="preserve">Pe loc, concret, despre ce a făcut: „genunchii mai sus”, nu „mai bine”</w:t>
       </w:r>
     </w:p>
     <w:p>
@@ -3228,25 +3228,25 @@
           <w:sz w:val="24"/>
           <w:szCs w:val="24"/>
         </w:rPr>
-        <w:t xml:space="preserve">Raport 3 la 1: trei observații pozitive la una corectivă</w:t>
-      </w:r>
-    </w:p>
-    <w:p>
-      <w:pPr>
-        <w:pStyle w:val="ListParagraph"/>
-        <w:numPr>
-          <w:ilvl w:val="0"/>
-          <w:numId w:val="2"/>
-        </w:numPr>
-        <w:spacing w:after="80"/>
-      </w:pPr>
-      <w:r>
-        <w:rPr>
-          <w:rFonts w:ascii="Calibri" w:cs="Calibri" w:eastAsia="Calibri" w:hAnsi="Calibri"/>
-          <w:sz w:val="24"/>
-          <w:szCs w:val="24"/>
-        </w:rPr>
-        <w:t xml:space="preserve">Recompensele extrinseci: rar, pentru progres, nu pentru a fi primul</w:t>
+        <w:t xml:space="preserve">Trei la unu: trei lucruri bune la unul de corectat</w:t>
+      </w:r>
+    </w:p>
+    <w:p>
+      <w:pPr>
+        <w:pStyle w:val="ListParagraph"/>
+        <w:numPr>
+          <w:ilvl w:val="0"/>
+          <w:numId w:val="2"/>
+        </w:numPr>
+        <w:spacing w:after="80"/>
+      </w:pPr>
+      <w:r>
+        <w:rPr>
+          <w:rFonts w:ascii="Calibri" w:cs="Calibri" w:eastAsia="Calibri" w:hAnsi="Calibri"/>
+          <w:sz w:val="24"/>
+          <w:szCs w:val="24"/>
+        </w:rPr>
+        <w:t xml:space="preserve">Recompensele: rar, pentru progres, nu pentru locul întâi</w:t>
       </w:r>
     </w:p>
     <w:p>
@@ -3280,7 +3280,7 @@
           <w:sz w:val="24"/>
           <w:szCs w:val="24"/>
         </w:rPr>
-        <w:t xml:space="preserve">Oferă alegeri: între două exerciții, ordinea stațiilor, partenerul</w:t>
+        <w:t xml:space="preserve">Dă de ales: între două exerciții, ordinea stațiilor, partenerul</w:t>
       </w:r>
     </w:p>
     <w:p>
@@ -3316,25 +3316,25 @@
           <w:sz w:val="24"/>
           <w:szCs w:val="24"/>
         </w:rPr>
-        <w:t xml:space="preserve">Jocul: cel mai puternic motivator intrinsec la toate vârstele</w:t>
-      </w:r>
-    </w:p>
-    <w:p>
-      <w:pPr>
-        <w:pStyle w:val="ListParagraph"/>
-        <w:numPr>
-          <w:ilvl w:val="0"/>
-          <w:numId w:val="2"/>
-        </w:numPr>
-        <w:spacing w:after="80"/>
-      </w:pPr>
-      <w:r>
-        <w:rPr>
-          <w:rFonts w:ascii="Calibri" w:cs="Calibri" w:eastAsia="Calibri" w:hAnsi="Calibri"/>
-          <w:sz w:val="24"/>
-          <w:szCs w:val="24"/>
-        </w:rPr>
-        <w:t xml:space="preserve">Învățarea prin descoperire: lasă elevul să găsească soluția</w:t>
+        <w:t xml:space="preserve">Jocul: cel mai puternic motor, la toate vârstele</w:t>
+      </w:r>
+    </w:p>
+    <w:p>
+      <w:pPr>
+        <w:pStyle w:val="ListParagraph"/>
+        <w:numPr>
+          <w:ilvl w:val="0"/>
+          <w:numId w:val="2"/>
+        </w:numPr>
+        <w:spacing w:after="80"/>
+      </w:pPr>
+      <w:r>
+        <w:rPr>
+          <w:rFonts w:ascii="Calibri" w:cs="Calibri" w:eastAsia="Calibri" w:hAnsi="Calibri"/>
+          <w:sz w:val="24"/>
+          <w:szCs w:val="24"/>
+        </w:rPr>
+        <w:t xml:space="preserve">Învățarea prin descoperire: îl lași pe elev să găsească soluția</w:t>
       </w:r>
     </w:p>
     <w:p>
@@ -3368,61 +3368,61 @@
           <w:sz w:val="24"/>
           <w:szCs w:val="24"/>
         </w:rPr>
-        <w:t xml:space="preserve">Entuziasmul profesorului este contagios; la fel și plictiseala</w:t>
-      </w:r>
-    </w:p>
-    <w:p>
-      <w:pPr>
-        <w:pStyle w:val="ListParagraph"/>
-        <w:numPr>
-          <w:ilvl w:val="0"/>
-          <w:numId w:val="2"/>
-        </w:numPr>
-        <w:spacing w:after="80"/>
-      </w:pPr>
-      <w:r>
-        <w:rPr>
-          <w:rFonts w:ascii="Calibri" w:cs="Calibri" w:eastAsia="Calibri" w:hAnsi="Calibri"/>
-          <w:sz w:val="24"/>
-          <w:szCs w:val="24"/>
-        </w:rPr>
-        <w:t xml:space="preserve">Umor, nume folosite, atenție la fiecare: nevoia de relaționare</w:t>
-      </w:r>
-    </w:p>
-    <w:p>
-      <w:pPr>
-        <w:pStyle w:val="ListParagraph"/>
-        <w:numPr>
-          <w:ilvl w:val="0"/>
-          <w:numId w:val="2"/>
-        </w:numPr>
-        <w:spacing w:after="80"/>
-      </w:pPr>
-      <w:r>
-        <w:rPr>
-          <w:rFonts w:ascii="Calibri" w:cs="Calibri" w:eastAsia="Calibri" w:hAnsi="Calibri"/>
-          <w:sz w:val="24"/>
-          <w:szCs w:val="24"/>
-        </w:rPr>
-        <w:t xml:space="preserve">Greșeala este normală și necesară, nu motiv de rușine</w:t>
-      </w:r>
-    </w:p>
-    <w:p>
-      <w:pPr>
-        <w:pStyle w:val="ListParagraph"/>
-        <w:numPr>
-          <w:ilvl w:val="0"/>
-          <w:numId w:val="2"/>
-        </w:numPr>
-        <w:spacing w:after="80"/>
-      </w:pPr>
-      <w:r>
-        <w:rPr>
-          <w:rFonts w:ascii="Calibri" w:cs="Calibri" w:eastAsia="Calibri" w:hAnsi="Calibri"/>
-          <w:sz w:val="24"/>
-          <w:szCs w:val="24"/>
-        </w:rPr>
-        <w:t xml:space="preserve">Fără ridiculizare, fără comparații publice</w:t>
+        <w:t xml:space="preserve">Entuziasmul profesorului se ia, la fel și plictiseala</w:t>
+      </w:r>
+    </w:p>
+    <w:p>
+      <w:pPr>
+        <w:pStyle w:val="ListParagraph"/>
+        <w:numPr>
+          <w:ilvl w:val="0"/>
+          <w:numId w:val="2"/>
+        </w:numPr>
+        <w:spacing w:after="80"/>
+      </w:pPr>
+      <w:r>
+        <w:rPr>
+          <w:rFonts w:ascii="Calibri" w:cs="Calibri" w:eastAsia="Calibri" w:hAnsi="Calibri"/>
+          <w:sz w:val="24"/>
+          <w:szCs w:val="24"/>
+        </w:rPr>
+        <w:t xml:space="preserve">O glumă, nume spuse, un cuvânt pentru fiecare: elevul se simte al grupului</w:t>
+      </w:r>
+    </w:p>
+    <w:p>
+      <w:pPr>
+        <w:pStyle w:val="ListParagraph"/>
+        <w:numPr>
+          <w:ilvl w:val="0"/>
+          <w:numId w:val="2"/>
+        </w:numPr>
+        <w:spacing w:after="80"/>
+      </w:pPr>
+      <w:r>
+        <w:rPr>
+          <w:rFonts w:ascii="Calibri" w:cs="Calibri" w:eastAsia="Calibri" w:hAnsi="Calibri"/>
+          <w:sz w:val="24"/>
+          <w:szCs w:val="24"/>
+        </w:rPr>
+        <w:t xml:space="preserve">Greșeala e normală, face parte din învățat, nu e motiv de rușine</w:t>
+      </w:r>
+    </w:p>
+    <w:p>
+      <w:pPr>
+        <w:pStyle w:val="ListParagraph"/>
+        <w:numPr>
+          <w:ilvl w:val="0"/>
+          <w:numId w:val="2"/>
+        </w:numPr>
+        <w:spacing w:after="80"/>
+      </w:pPr>
+      <w:r>
+        <w:rPr>
+          <w:rFonts w:ascii="Calibri" w:cs="Calibri" w:eastAsia="Calibri" w:hAnsi="Calibri"/>
+          <w:sz w:val="24"/>
+          <w:szCs w:val="24"/>
+        </w:rPr>
+        <w:t xml:space="preserve">Nu faci pe nimeni de râs, nu compari în fața clasei</w:t>
       </w:r>
     </w:p>
     <w:p>
@@ -3474,43 +3474,43 @@
           <w:sz w:val="24"/>
           <w:szCs w:val="24"/>
         </w:rPr>
-        <w:t xml:space="preserve">Diagnostic: experiențe repetate de eșec public, autoeficacitate scăzută, teamă de ridicol</w:t>
-      </w:r>
-    </w:p>
-    <w:p>
-      <w:pPr>
-        <w:pStyle w:val="ListParagraph"/>
-        <w:numPr>
-          <w:ilvl w:val="0"/>
-          <w:numId w:val="2"/>
-        </w:numPr>
-        <w:spacing w:after="80"/>
-      </w:pPr>
-      <w:r>
-        <w:rPr>
-          <w:rFonts w:ascii="Calibri" w:cs="Calibri" w:eastAsia="Calibri" w:hAnsi="Calibri"/>
-          <w:sz w:val="24"/>
-          <w:szCs w:val="24"/>
-        </w:rPr>
-        <w:t xml:space="preserve">Intervenție: sarcini cu reușită garantată, rol în echipă (arbitru, apoi jucător), feedback pe efort, fără expunere publică</w:t>
-      </w:r>
-    </w:p>
-    <w:p>
-      <w:pPr>
-        <w:pStyle w:val="ListParagraph"/>
-        <w:numPr>
-          <w:ilvl w:val="0"/>
-          <w:numId w:val="2"/>
-        </w:numPr>
-        <w:spacing w:after="80"/>
-      </w:pPr>
-      <w:r>
-        <w:rPr>
-          <w:rFonts w:ascii="Calibri" w:cs="Calibri" w:eastAsia="Calibri" w:hAnsi="Calibri"/>
-          <w:sz w:val="24"/>
-          <w:szCs w:val="24"/>
-        </w:rPr>
-        <w:t xml:space="preserve">Rezultat în 6 săptămâni: participă, propune el jocuri</w:t>
+        <w:t xml:space="preserve">Ce aflăm: a greșit de multe ori în fața tuturor, nu mai crede că poate, îi e frică să nu râdă lumea</w:t>
+      </w:r>
+    </w:p>
+    <w:p>
+      <w:pPr>
+        <w:pStyle w:val="ListParagraph"/>
+        <w:numPr>
+          <w:ilvl w:val="0"/>
+          <w:numId w:val="2"/>
+        </w:numPr>
+        <w:spacing w:after="80"/>
+      </w:pPr>
+      <w:r>
+        <w:rPr>
+          <w:rFonts w:ascii="Calibri" w:cs="Calibri" w:eastAsia="Calibri" w:hAnsi="Calibri"/>
+          <w:sz w:val="24"/>
+          <w:szCs w:val="24"/>
+        </w:rPr>
+        <w:t xml:space="preserve">Ce facem: sarcini la care sigur reușește, rol în echipă (arbitru, apoi jucător), laudă pe efort, fără expunere în fața clasei</w:t>
+      </w:r>
+    </w:p>
+    <w:p>
+      <w:pPr>
+        <w:pStyle w:val="ListParagraph"/>
+        <w:numPr>
+          <w:ilvl w:val="0"/>
+          <w:numId w:val="2"/>
+        </w:numPr>
+        <w:spacing w:after="80"/>
+      </w:pPr>
+      <w:r>
+        <w:rPr>
+          <w:rFonts w:ascii="Calibri" w:cs="Calibri" w:eastAsia="Calibri" w:hAnsi="Calibri"/>
+          <w:sz w:val="24"/>
+          <w:szCs w:val="24"/>
+        </w:rPr>
+        <w:t xml:space="preserve">După 6 săptămâni: vine la toate orele, propune el jocuri</w:t>
       </w:r>
     </w:p>
     <w:p>
@@ -3540,7 +3540,7 @@
           <w:sz w:val="24"/>
           <w:szCs w:val="24"/>
         </w:rPr>
-        <w:t xml:space="preserve">Mulțumesc. Am ajuns la partea cea mai practică: ce face concret profesorul ca să motiveze. Voi prezenta cinci grupuri de tehnici și apoi un studiu de caz. Toate vin din teoriile prezentate de colegii mei și o să spun la fiecare de unde vine.</w:t>
+        <w:t xml:space="preserve">Mulțumesc. Am ajuns la partea cea mai practică: ce face profesorul, concret, ca să motiveze. Prezint cinci lucruri și apoi un caz real. Toate vin din teoriile prezentate de colegii mei și spun la fiecare de unde vine.</w:t>
       </w:r>
     </w:p>
     <w:p>
@@ -3553,7 +3553,7 @@
           <w:sz w:val="24"/>
           <w:szCs w:val="24"/>
         </w:rPr>
-        <w:t xml:space="preserve">Prima tehnică este stabilirea obiectivelor. Cercetările lui Locke și Latham au arătat că obiectivele concrete și măsurabile produc rezultate mult mai bune decât îndemnul vag „fă tot ce poți”. „Săptămâna asta vreau să faci zece flotări corecte” funcționează. „Încearcă mai mult” nu. Obiectivele trebuie să fie pe mai multe orizonturi: pentru ora de azi, pentru luna asta, pentru semestru, ca elevul să vadă legătura dintre efortul de azi și rezultatul de mâine. Dificultatea trebuie să fie moderată: puțin peste ce poate elevul acum, nici prea ușor să se plictisească, nici prea greu să renunțe. Vă amintiți de legea optimului și de autoeficacitatea lui Bandura. Și foarte important: elevul își fixează singur o parte din obiective. Asta satisface nevoia de autonomie din teoria lui Deci și Ryan, iar un obiectiv pe care l-ai ales singur îl aperi altfel.</w:t>
+        <w:t xml:space="preserve">Primul lucru e stabilirea obiectivelor. Locke și Latham au arătat că un obiectiv concret, pe care îl poți număra, dă rezultate mult mai bune decât un „fă tot ce poți”. „Săptămâna asta vreau să faci zece flotări corecte” funcționează. „Încearcă mai mult” nu. Obiectivele trebuie să fie și pe azi, și pe luna asta, și pe semestru, ca elevul să vadă legătura dintre ce face azi și ce iese mâine. Greutatea trebuie să fie potrivită: puțin peste ce poate acum, nici prea ușor să se plictisească, nici prea greu să se lase. Vă amintiți de legea optimului și de încrederea despre care vorbea Bandura. Și foarte important: elevul își pune singur o parte din obiective. Asta e nevoia de a alege de la Deci și Ryan, iar un obiectiv pe care l-ai ales tu îl aperi altfel.</w:t>
       </w:r>
     </w:p>
     <w:p>
@@ -3566,7 +3566,7 @@
           <w:sz w:val="24"/>
           <w:szCs w:val="24"/>
         </w:rPr>
-        <w:t xml:space="preserve">A doua tehnică este feedbackul și recunoașterea. Feedbackul bun are trei calități: este imediat, este concret și este legat de comportament. „Genunchii mai sus la săritură” este un feedback. „Mai bine” nu este. Apoi, lăudăm efortul și progresul, nu talentul: „se vede că ai exersat” în loc de „ești talentat”. Carol Dweck a arătat că elevii lăudați pentru talent devin fricoși, pentru că orice eșec le amenință eticheta, iar cei lăudați pentru efort caută provocări. Asta este exact teoria atribuirii pusă în practică. O regulă utilă este raportul trei la unu: trei observații pozitive la una corectivă. Corecția trebuie să existe, altfel feedbackul devine gol, dar ea se aude mai bine când vine pe un fond pozitiv. Cât despre recompensele extrinseci, puncte, diplome, premii: le folosim rar, pentru progres, nu pentru a fi primul, altfel ucidem motivația intrinsecă a celor care nu ajung niciodată primii.</w:t>
+        <w:t xml:space="preserve">Al doilea lucru e feedbackul, adică ce îi spui elevului după ce a făcut ceva. Feedbackul bun e pe loc, concret și despre ce a făcut, nu despre el ca om. „Genunchii mai sus la săritură” este un feedback. „Mai bine” nu este. Apoi, lăudăm efortul și progresul, nu talentul: „se vede că ai exersat” în loc de „ești talentat”. Carol Dweck a arătat că elevii lăudați pentru talent devin fricoși, pentru că orice greșeală le strică eticheta, iar cei lăudați pentru efort caută lucruri mai grele. E exact teoria atribuirii, pusă în practică. O regulă bună e trei la unu: trei lucruri bune la unul de corectat. Corectatul trebuie să existe, altfel lauda nu mai valorează nimic, dar se aude mai bine după ce ai spus și ce a fost bine. Cât despre recompense, puncte, diplome, premii: rar, pentru progres, nu pentru locul întâi, altfel le omorâm cheful celor care nu ajung niciodată primii.</w:t>
       </w:r>
     </w:p>
     <w:p>
@@ -3579,7 +3579,7 @@
           <w:sz w:val="24"/>
           <w:szCs w:val="24"/>
         </w:rPr>
-        <w:t xml:space="preserve">A treia tehnică grupează autonomia, varietatea și jocul. Autonomia înseamnă să oferim alegeri, chiar mici: între două exerciții, în ce ordine parcurg stațiile, cu cine fac pereche. Alegerea nu costă nimic și schimbă mult implicarea. Varietatea răspunde la nevoia de noutate: altă structură a orei, alt joc, altă muzică la încălzire. Monotonia omoară motivația mai sigur decât orice. Jocul este cel mai puternic motivator intrinsec, la toate vârstele, nu doar la copii mici. Un exercițiu de viteză plictisitor devine palpitant când este un joc de prins. Iar învățarea prin descoperire, una dintre metodele care apar chiar în programa acestui curs, înseamnă să lăsăm elevul să găsească el soluția: „cum ai putea să arunci mai departe?”, în loc să-i spunem de la început tehnica. Ce descoperi singur ține mai mult.</w:t>
+        <w:t xml:space="preserve">Al treilea lucru: libertatea de a alege, varietatea și jocul. Libertatea înseamnă să le dai de ales, chiar lucruri mici: între două exerciții, în ce ordine parcurg stațiile, cu cine fac pereche. Nu te costă nimic și schimbă mult cât se bagă elevul. Varietatea: altă ordine a orei, alt joc, altă muzică la încălzire. Monotonia omoară motivația mai sigur decât orice. Jocul e cel mai puternic motor, la toate vârstele, nu doar la cei mici. Un exercițiu de viteză plictisitor devine interesant când e un joc de prins. Iar învățarea prin descoperire, una dintre metodele din programa cursului, înseamnă să-l lași pe elev să găsească el soluția: „cum ai putea să arunci mai departe?”, în loc să-i spui tu de la început cum se face. Ce descoperi singur ții minte mai mult.</w:t>
       </w:r>
     </w:p>
     <w:p>
@@ -3592,7 +3592,7 @@
           <w:sz w:val="24"/>
           <w:szCs w:val="24"/>
         </w:rPr>
-        <w:t xml:space="preserve">A patra tehnică este profesorul însuși, ca model, și climatul emoțional pe care îl creează. Entuziasmul profesorului se ia. Din păcate și plictiseala lui. Elevii simt imediat dacă profesorului îi place ce face. Apoi lucrurile mici care satisfac nevoia de relaționare: umorul, folosirea numelor, un cuvânt spus fiecăruia, nu doar celor buni. Și o regulă de climat: greșeala este normală și necesară, face parte din învățare, nu este motiv de rușine. Asta înseamnă fără ridiculizare și fără comparații publice. Un singur moment de ridicol în fața clasei poate strica luni de muncă. Aici lucrăm pe nivelul de siguranță și apartenență din piramida lui Maslow.</w:t>
+        <w:t xml:space="preserve">Al patrulea lucru e profesorul însuși, ca exemplu, și atmosfera pe care o face. Entuziasmul profesorului se ia. Din păcate și plictiseala lui. Elevii simt imediat dacă profesorului îi place ce face. Apoi lucrurile mici care îl fac pe elev să se simtă al grupului: o glumă, să-i spui pe nume, un cuvânt pentru fiecare, nu doar pentru cei buni. Și o regulă: greșeala e normală, face parte din învățat, nu e motiv de rușine. Adică fără să faci pe cineva de râs și fără comparații în fața clasei. Un singur moment de râs în fața clasei poate strica luni de muncă. Aici suntem pe treptele de siguranță și de apartenență din piramida lui Maslow.</w:t>
       </w:r>
     </w:p>
     <w:p>
@@ -3605,7 +3605,7 @@
           <w:sz w:val="24"/>
           <w:szCs w:val="24"/>
         </w:rPr>
-        <w:t xml:space="preserve">Să vedem cum se leagă totul într-un studiu de caz, care este și una dintre metodele cursului. Andrei, 14 ani, clasa a opta. Refuză să participe la ora de sport, stă pe margine, spune că „nu-i place sportul”, aduce scutiri. Un profesor behaviorist ar scădea nota. Să încercăm altfel. Diagnosticul, folosind ce am învățat: Andrei a avut experiențe repetate de eșec public, a fost ales ultimul în echipă, a fost luat în râs când a ratat. Autoeficacitatea lui este la pământ, atribuie eșecul la „n-am talent” și are o teamă puternică de ridicol. Nu-i lipsește motivația. Are o motivație de evitare foarte puternică, ceea ce e altceva. Intervenția, pe șase săptămâni. Prima: sarcini cu reușită garantată, lucru individual la început, fără privitori. A doua: un rol în echipă care nu îl expune, de exemplu arbitru sau cronometror, ca să fie în grup fără să fie evaluat, și abia apoi, treptat, jucător. A treia: feedback exclusiv pe efort și progres, în privat. A patra: zero expunere publică, echipe făcute de profesor, nu alese de elevi. Rezultatul: după șase săptămâni Andrei participă la toate orele, iar în săptămâna a șasea a propus el un joc pentru clasă. Nu l-a făcut nimeni sportiv. L-a adus cineva înapoi în zona în care mișcarea e sigură și plăcută, atât.</w:t>
+        <w:t xml:space="preserve">Să vedem cum se leagă totul într-un studiu de caz, care e și una dintre metodele cursului. Andrei, 14 ani, clasa a opta. Nu vrea să facă sport, stă pe margine, zice că „nu-i place sportul”, aduce scutiri. Un profesor de modă veche i-ar scădea nota. Să încercăm altfel. Ce aflăm, cu ce am învățat: Andrei a greșit de multe ori în fața tuturor, a fost ales ultimul în echipă, au râs de el când a ratat. Nu mai are nicio încredere că poate, dă vina pe „n-am talent” și îi e tare frică să nu râdă lumea de el. Nu-i lipsește motivația. Are o motivație foarte puternică de a se feri, ceea ce e altceva. Ce facem, în șase săptămâni. Unu: sarcini la care sigur reușește, singur la început, fără privitori. Doi: un rol în echipă care nu-l pune în față, arbitru sau cronometror, ca să fie în grup fără să-l judece nimeni, și abia apoi, încet, jucător. Trei: îi spui doar despre efort și progres, și doar între patru ochi. Patru: zero expunere în fața clasei, echipele le face profesorul, nu le aleg elevii. Rezultatul: după șase săptămâni Andrei vine la toate orele, iar în săptămâna a șasea a propus el un joc pentru clasă. Nu l-a făcut nimeni sportiv. L-a adus cineva înapoi în zona în care mișcarea e sigură și plăcută, atât.</w:t>
       </w:r>
     </w:p>
     <w:p>
@@ -3618,7 +3618,7 @@
           <w:sz w:val="24"/>
           <w:szCs w:val="24"/>
         </w:rPr>
-        <w:t xml:space="preserve">Tehnicile astea nu sunt trucuri. Fiecare vine dintr-o teorie: obiectivele vin din Locke și Bandura, feedbackul din behaviorism și teoria atribuirii, autonomia din Deci și Ryan, climatul din Maslow și din modelul TARGET. Un profesor care le știe nu mai trebuie să împingă elevii de la spate. Face condițiile și elevii se motivează singuri. Și pentru că teoria se prinde mai bine când o faci, vă invităm acum la o activitate.</w:t>
+        <w:t xml:space="preserve">Lucrurile astea nu sunt trucuri. Fiecare vine dintr-o teorie: obiectivele din Locke și Bandura, feedbackul din Skinner și Weiner, libertatea de a alege din Deci și Ryan, atmosfera din Maslow și din TARGET. Un profesor care le știe nu mai trebuie să împingă elevii de la spate. Face condițiile și elevii se motivează singuri. Și pentru că teoria se prinde mai bine când o faci, vă invităm acum la o activitate.</w:t>
       </w:r>
     </w:p>
     <w:p>
@@ -3669,7 +3669,7 @@
           <w:sz w:val="24"/>
           <w:szCs w:val="24"/>
         </w:rPr>
-        <w:t xml:space="preserve">Un circuit cu patru stații, în care fiecare stație ilustrează o tehnică motivațională. Participanții o trăiesc, nu doar o ascultă.</w:t>
+        <w:t xml:space="preserve">Un circuit cu patru stații, în care fiecare stație ilustrează o tehnică motivațională. Așa se vede cu ochii, nu doar se aude.</w:t>
       </w:r>
     </w:p>
     <w:p>
